--- a/docs/scam_detection_dokumentacija.docx
+++ b/docs/scam_detection_dokumentacija.docx
@@ -30,7 +30,7 @@
     </w:p>
     <w:p>
       <w:pPr>
-        <w:spacing w:before="0" w:after="0"/>
+        <w:spacing w:before="0" w:after="40"/>
       </w:pPr>
     </w:p>
     <w:p>
@@ -76,469 +76,23 @@
         <w:jc w:val="both"/>
       </w:pPr>
       <w:r>
-        <w:t>Korišten je kombinovani dataset od dva izvora: SMS Spam Collection (UCI, 5 572 poruke) i sintetički generisani romance scam profili (1 500 legitimnih + 1 500 scam). Dataset je preprocesiran i podijeljen stratificiranim splitom 70/15/15 u fazi pripreme podataka. Učitavaju se gotovi CSV fajlovi za trening, validaciju i test.</w:t>
+        <w:t>Korišten je kombinovani dataset sastavljen od dva izvora. Prvi je SMS Spam Collection (UCI Machine Learning Repository), koji sadrži 5 572 kratkih SMS poruka obilježenih kao legitimne (ham) ili spam. Drugi izvor su sintetički generirani romance scam profili — 1 500 legitimnih i 1 500 scam — izrađeni korištenjem šablona i biblioteke Faker, budući da javne baze romance scam profila iz dating aplikacija nisu dostupne.</w:t>
       </w:r>
-    </w:p>
-    <w:p>
-      <w:pPr>
-        <w:spacing w:before="0" w:after="0"/>
-      </w:pPr>
-    </w:p>
-    <w:p>
-      <w:pPr>
-        <w:spacing w:before="120" w:after="0"/>
-        <w:shd w:fill="2B579A" w:val="clear"/>
-      </w:pPr>
-      <w:r>
-        <w:rPr>
-          <w:rFonts w:ascii="Calibri" w:hAnsi="Calibri"/>
-          <w:b/>
-          <w:color w:val="FFFFFF"/>
-          <w:sz w:val="16"/>
-        </w:rPr>
-        <w:t xml:space="preserve">  Kôd</w:t>
-      </w:r>
-    </w:p>
-    <w:p>
-      <w:pPr>
-        <w:spacing w:before="0" w:after="0"/>
-        <w:ind w:left="360"/>
-        <w:shd w:fill="F2F2F2" w:val="clear"/>
-      </w:pPr>
-      <w:r>
-        <w:rPr>
-          <w:rFonts w:ascii="Courier New" w:hAnsi="Courier New"/>
-          <w:sz w:val="17"/>
-        </w:rPr>
-        <w:t>train = pd.read_csv(DATA / 'scam_detection_train.csv')</w:t>
-      </w:r>
-    </w:p>
-    <w:p>
-      <w:pPr>
-        <w:spacing w:before="0" w:after="0"/>
-        <w:ind w:left="360"/>
-        <w:shd w:fill="F2F2F2" w:val="clear"/>
-      </w:pPr>
-      <w:r>
-        <w:rPr>
-          <w:rFonts w:ascii="Courier New" w:hAnsi="Courier New"/>
-          <w:sz w:val="17"/>
-        </w:rPr>
-        <w:t>val   = pd.read_csv(DATA / 'scam_detection_val.csv')</w:t>
-      </w:r>
-    </w:p>
-    <w:p>
-      <w:pPr>
-        <w:spacing w:before="0" w:after="0"/>
-        <w:ind w:left="360"/>
-        <w:shd w:fill="F2F2F2" w:val="clear"/>
-      </w:pPr>
-      <w:r>
-        <w:rPr>
-          <w:rFonts w:ascii="Courier New" w:hAnsi="Courier New"/>
-          <w:sz w:val="17"/>
-        </w:rPr>
-        <w:t>test  = pd.read_csv(DATA / 'scam_detection_test.csv')</w:t>
-      </w:r>
-    </w:p>
-    <w:p>
-      <w:pPr>
-        <w:spacing w:before="0" w:after="0"/>
-        <w:ind w:left="360"/>
-        <w:shd w:fill="F2F2F2" w:val="clear"/>
-      </w:pPr>
-      <w:r>
-        <w:rPr>
-          <w:rFonts w:ascii="Courier New" w:hAnsi="Courier New"/>
-          <w:sz w:val="17"/>
-        </w:rPr>
-        <w:t xml:space="preserve"> </w:t>
-      </w:r>
-    </w:p>
-    <w:p>
-      <w:pPr>
-        <w:spacing w:before="0" w:after="0"/>
-        <w:ind w:left="360"/>
-        <w:shd w:fill="F2F2F2" w:val="clear"/>
-      </w:pPr>
-      <w:r>
-        <w:rPr>
-          <w:rFonts w:ascii="Courier New" w:hAnsi="Courier New"/>
-          <w:sz w:val="17"/>
-        </w:rPr>
-        <w:t>print(f"Veličina skupova — train: {len(train)}, val: {len(val)}, test: {len(test)}")</w:t>
-      </w:r>
-    </w:p>
-    <w:p>
-      <w:pPr>
-        <w:spacing w:before="0" w:after="0"/>
-        <w:ind w:left="360"/>
-        <w:shd w:fill="F2F2F2" w:val="clear"/>
-      </w:pPr>
-      <w:r>
-        <w:rPr>
-          <w:rFonts w:ascii="Courier New" w:hAnsi="Courier New"/>
-          <w:sz w:val="17"/>
-        </w:rPr>
-        <w:t>print(f"\nRaspodjela klasa (train):")</w:t>
-      </w:r>
-    </w:p>
-    <w:p>
-      <w:pPr>
-        <w:spacing w:before="0" w:after="0"/>
-        <w:ind w:left="360"/>
-        <w:shd w:fill="F2F2F2" w:val="clear"/>
-      </w:pPr>
-      <w:r>
-        <w:rPr>
-          <w:rFonts w:ascii="Courier New" w:hAnsi="Courier New"/>
-          <w:sz w:val="17"/>
-        </w:rPr>
-        <w:t>print(train['label'].value_counts().rename({0: 'legit', 1: 'scam/spam'}))</w:t>
-      </w:r>
-    </w:p>
-    <w:p>
-      <w:pPr>
-        <w:spacing w:before="0" w:after="0"/>
-        <w:ind w:left="360"/>
-        <w:shd w:fill="F2F2F2" w:val="clear"/>
-      </w:pPr>
-      <w:r>
-        <w:rPr>
-          <w:rFonts w:ascii="Courier New" w:hAnsi="Courier New"/>
-          <w:sz w:val="17"/>
-        </w:rPr>
-        <w:t>print(f"\nPo izvoru (train):")</w:t>
-      </w:r>
-    </w:p>
-    <w:p>
-      <w:pPr>
-        <w:spacing w:before="0" w:after="0"/>
-        <w:ind w:left="360"/>
-        <w:shd w:fill="F2F2F2" w:val="clear"/>
-      </w:pPr>
-      <w:r>
-        <w:rPr>
-          <w:rFonts w:ascii="Courier New" w:hAnsi="Courier New"/>
-          <w:sz w:val="17"/>
-        </w:rPr>
-        <w:t>print(train.groupby('source')['label'].value_counts())</w:t>
-      </w:r>
-    </w:p>
-    <w:p>
-      <w:pPr>
-        <w:spacing w:before="0" w:after="0"/>
-        <w:ind w:left="360"/>
-        <w:shd w:fill="F2F2F2" w:val="clear"/>
-      </w:pPr>
-      <w:r>
-        <w:rPr>
-          <w:rFonts w:ascii="Courier New" w:hAnsi="Courier New"/>
-          <w:sz w:val="17"/>
-        </w:rPr>
-        <w:t xml:space="preserve"> </w:t>
-      </w:r>
-    </w:p>
-    <w:p>
-      <w:pPr>
-        <w:spacing w:before="0" w:after="0"/>
-        <w:ind w:left="360"/>
-        <w:shd w:fill="F2F2F2" w:val="clear"/>
-      </w:pPr>
-      <w:r>
-        <w:rPr>
-          <w:rFonts w:ascii="Courier New" w:hAnsi="Courier New"/>
-          <w:sz w:val="17"/>
-        </w:rPr>
-        <w:t>y_train = train['label']</w:t>
-      </w:r>
-    </w:p>
-    <w:p>
-      <w:pPr>
-        <w:spacing w:before="0" w:after="0"/>
-        <w:ind w:left="360"/>
-        <w:shd w:fill="F2F2F2" w:val="clear"/>
-      </w:pPr>
-      <w:r>
-        <w:rPr>
-          <w:rFonts w:ascii="Courier New" w:hAnsi="Courier New"/>
-          <w:sz w:val="17"/>
-        </w:rPr>
-        <w:t>y_val   = val['label']</w:t>
-      </w:r>
-    </w:p>
-    <w:p>
-      <w:pPr>
-        <w:spacing w:before="0" w:after="0"/>
-        <w:ind w:left="360"/>
-        <w:shd w:fill="F2F2F2" w:val="clear"/>
-      </w:pPr>
-      <w:r>
-        <w:rPr>
-          <w:rFonts w:ascii="Courier New" w:hAnsi="Courier New"/>
-          <w:sz w:val="17"/>
-        </w:rPr>
-        <w:t>y_test  = test['label']</w:t>
-      </w:r>
-    </w:p>
-    <w:p>
-      <w:pPr>
-        <w:spacing w:before="0" w:after="120"/>
-        <w:shd w:fill="F2F2F2" w:val="clear"/>
-      </w:pPr>
-    </w:p>
-    <w:p>
-      <w:pPr>
-        <w:spacing w:before="0" w:after="0"/>
-        <w:shd w:fill="3C3C3C" w:val="clear"/>
-      </w:pPr>
-      <w:r>
-        <w:rPr>
-          <w:rFonts w:ascii="Calibri" w:hAnsi="Calibri"/>
-          <w:b/>
-          <w:color w:val="FFFFFF"/>
-          <w:sz w:val="16"/>
-        </w:rPr>
-        <w:t xml:space="preserve">  Output</w:t>
-      </w:r>
-    </w:p>
-    <w:p>
-      <w:pPr>
-        <w:spacing w:before="0" w:after="0"/>
-        <w:ind w:left="360"/>
-        <w:shd w:fill="1E1E1E" w:val="clear"/>
-      </w:pPr>
-      <w:r>
-        <w:rPr>
-          <w:rFonts w:ascii="Courier New" w:hAnsi="Courier New"/>
-          <w:color w:val="D4D4D4"/>
-          <w:sz w:val="17"/>
-        </w:rPr>
-        <w:t>Veličina skupova — train: 4764, val: 1021, test: 1021</w:t>
-      </w:r>
-    </w:p>
-    <w:p>
-      <w:pPr>
-        <w:spacing w:before="0" w:after="0"/>
-        <w:ind w:left="360"/>
-        <w:shd w:fill="1E1E1E" w:val="clear"/>
-      </w:pPr>
-      <w:r>
-        <w:rPr>
-          <w:rFonts w:ascii="Courier New" w:hAnsi="Courier New"/>
-          <w:color w:val="D4D4D4"/>
-          <w:sz w:val="17"/>
-        </w:rPr>
-        <w:t xml:space="preserve"> </w:t>
-      </w:r>
-    </w:p>
-    <w:p>
-      <w:pPr>
-        <w:spacing w:before="0" w:after="0"/>
-        <w:ind w:left="360"/>
-        <w:shd w:fill="1E1E1E" w:val="clear"/>
-      </w:pPr>
-      <w:r>
-        <w:rPr>
-          <w:rFonts w:ascii="Courier New" w:hAnsi="Courier New"/>
-          <w:color w:val="D4D4D4"/>
-          <w:sz w:val="17"/>
-        </w:rPr>
-        <w:t>Raspodjela klasa (train):</w:t>
-      </w:r>
-    </w:p>
-    <w:p>
-      <w:pPr>
-        <w:spacing w:before="0" w:after="0"/>
-        <w:ind w:left="360"/>
-        <w:shd w:fill="1E1E1E" w:val="clear"/>
-      </w:pPr>
-      <w:r>
-        <w:rPr>
-          <w:rFonts w:ascii="Courier New" w:hAnsi="Courier New"/>
-          <w:color w:val="D4D4D4"/>
-          <w:sz w:val="17"/>
-        </w:rPr>
-        <w:t>label</w:t>
-      </w:r>
-    </w:p>
-    <w:p>
-      <w:pPr>
-        <w:spacing w:before="0" w:after="0"/>
-        <w:ind w:left="360"/>
-        <w:shd w:fill="1E1E1E" w:val="clear"/>
-      </w:pPr>
-      <w:r>
-        <w:rPr>
-          <w:rFonts w:ascii="Courier New" w:hAnsi="Courier New"/>
-          <w:color w:val="D4D4D4"/>
-          <w:sz w:val="17"/>
-        </w:rPr>
-        <w:t>legit        3897</w:t>
-      </w:r>
-    </w:p>
-    <w:p>
-      <w:pPr>
-        <w:spacing w:before="0" w:after="0"/>
-        <w:ind w:left="360"/>
-        <w:shd w:fill="1E1E1E" w:val="clear"/>
-      </w:pPr>
-      <w:r>
-        <w:rPr>
-          <w:rFonts w:ascii="Courier New" w:hAnsi="Courier New"/>
-          <w:color w:val="D4D4D4"/>
-          <w:sz w:val="17"/>
-        </w:rPr>
-        <w:t>scam/spam     867</w:t>
-      </w:r>
-    </w:p>
-    <w:p>
-      <w:pPr>
-        <w:spacing w:before="0" w:after="0"/>
-        <w:ind w:left="360"/>
-        <w:shd w:fill="1E1E1E" w:val="clear"/>
-      </w:pPr>
-      <w:r>
-        <w:rPr>
-          <w:rFonts w:ascii="Courier New" w:hAnsi="Courier New"/>
-          <w:color w:val="D4D4D4"/>
-          <w:sz w:val="17"/>
-        </w:rPr>
-        <w:t>Name: count, dtype: int64</w:t>
-      </w:r>
-    </w:p>
-    <w:p>
-      <w:pPr>
-        <w:spacing w:before="0" w:after="0"/>
-        <w:ind w:left="360"/>
-        <w:shd w:fill="1E1E1E" w:val="clear"/>
-      </w:pPr>
-      <w:r>
-        <w:rPr>
-          <w:rFonts w:ascii="Courier New" w:hAnsi="Courier New"/>
-          <w:color w:val="D4D4D4"/>
-          <w:sz w:val="17"/>
-        </w:rPr>
-        <w:t xml:space="preserve"> </w:t>
-      </w:r>
-    </w:p>
-    <w:p>
-      <w:pPr>
-        <w:spacing w:before="0" w:after="0"/>
-        <w:ind w:left="360"/>
-        <w:shd w:fill="1E1E1E" w:val="clear"/>
-      </w:pPr>
-      <w:r>
-        <w:rPr>
-          <w:rFonts w:ascii="Courier New" w:hAnsi="Courier New"/>
-          <w:color w:val="D4D4D4"/>
-          <w:sz w:val="17"/>
-        </w:rPr>
-        <w:t>Po izvoru (train):</w:t>
-      </w:r>
-    </w:p>
-    <w:p>
-      <w:pPr>
-        <w:spacing w:before="0" w:after="0"/>
-        <w:ind w:left="360"/>
-        <w:shd w:fill="1E1E1E" w:val="clear"/>
-      </w:pPr>
-      <w:r>
-        <w:rPr>
-          <w:rFonts w:ascii="Courier New" w:hAnsi="Courier New"/>
-          <w:color w:val="D4D4D4"/>
-          <w:sz w:val="17"/>
-        </w:rPr>
-        <w:t>source          label</w:t>
-      </w:r>
-    </w:p>
-    <w:p>
-      <w:pPr>
-        <w:spacing w:before="0" w:after="0"/>
-        <w:ind w:left="360"/>
-        <w:shd w:fill="1E1E1E" w:val="clear"/>
-      </w:pPr>
-      <w:r>
-        <w:rPr>
-          <w:rFonts w:ascii="Courier New" w:hAnsi="Courier New"/>
-          <w:color w:val="D4D4D4"/>
-          <w:sz w:val="17"/>
-        </w:rPr>
-        <w:t>sms_spam        0        3152</w:t>
-      </w:r>
-    </w:p>
-    <w:p>
-      <w:pPr>
-        <w:spacing w:before="0" w:after="0"/>
-        <w:ind w:left="360"/>
-        <w:shd w:fill="1E1E1E" w:val="clear"/>
-      </w:pPr>
-      <w:r>
-        <w:rPr>
-          <w:rFonts w:ascii="Courier New" w:hAnsi="Courier New"/>
-          <w:color w:val="D4D4D4"/>
-          <w:sz w:val="17"/>
-        </w:rPr>
-        <w:t xml:space="preserve">                1         410</w:t>
-      </w:r>
-    </w:p>
-    <w:p>
-      <w:pPr>
-        <w:spacing w:before="0" w:after="0"/>
-        <w:ind w:left="360"/>
-        <w:shd w:fill="1E1E1E" w:val="clear"/>
-      </w:pPr>
-      <w:r>
-        <w:rPr>
-          <w:rFonts w:ascii="Courier New" w:hAnsi="Courier New"/>
-          <w:color w:val="D4D4D4"/>
-          <w:sz w:val="17"/>
-        </w:rPr>
-        <w:t>synthetic_scam  0         745</w:t>
-      </w:r>
-    </w:p>
-    <w:p>
-      <w:pPr>
-        <w:spacing w:before="0" w:after="0"/>
-        <w:ind w:left="360"/>
-        <w:shd w:fill="1E1E1E" w:val="clear"/>
-      </w:pPr>
-      <w:r>
-        <w:rPr>
-          <w:rFonts w:ascii="Courier New" w:hAnsi="Courier New"/>
-          <w:color w:val="D4D4D4"/>
-          <w:sz w:val="17"/>
-        </w:rPr>
-        <w:t xml:space="preserve">                1         457</w:t>
-      </w:r>
-    </w:p>
-    <w:p>
-      <w:pPr>
-        <w:spacing w:before="0" w:after="0"/>
-        <w:ind w:left="360"/>
-        <w:shd w:fill="1E1E1E" w:val="clear"/>
-      </w:pPr>
-      <w:r>
-        <w:rPr>
-          <w:rFonts w:ascii="Courier New" w:hAnsi="Courier New"/>
-          <w:color w:val="D4D4D4"/>
-          <w:sz w:val="17"/>
-        </w:rPr>
-        <w:t>Name: count, dtype: int64</w:t>
-      </w:r>
-    </w:p>
-    <w:p>
-      <w:pPr>
-        <w:spacing w:before="0" w:after="160"/>
-        <w:shd w:fill="1E1E1E" w:val="clear"/>
-      </w:pPr>
     </w:p>
     <w:p>
       <w:pPr>
         <w:jc w:val="both"/>
       </w:pPr>
       <w:r>
-        <w:t>Trening skup sadrži 4 764 uzorka, a validacijski i testni po 1 021. Raspodjela klasa je neravnomjerna (~82% legit, ~18% scam), što je uzeto u obzir pri treniranju modela korištenjem class_weight='balanced'.</w:t>
+        <w:t>Raspodjela klasa u kombinovanom skupu je neravnomjerna: oko 82% legitimnih i 18% scam uzoraka. Dataset je podijeljen stratificiranim splitom na trening (70%), validacijski (15%) i testni skup (15%), čime je omjer klasa sačuvan u svakom dijelu. Trening skup sadrži 4 764 uzoraka, validacijski i testni po 1 021.</w:t>
+      </w:r>
+    </w:p>
+    <w:p>
+      <w:pPr>
+        <w:jc w:val="both"/>
+      </w:pPr>
+      <w:r>
+        <w:t>Preprocesiranje je provedeno pipeline-om za klasifikacijske zadatke: korekcija oštećene Unicode kodacije, zamjena URL-ova, e-mail adresa i telefonskih brojeva placeholder tokenima (&lt;URL&gt;, &lt;EMAIL&gt;, &lt;PHONE&gt;), tokenizacija, filtriranje stop-words uz zadržavanje negacija i WordNet lematizacija. Preprocesirani tekst korišten je za TF-IDF reprezentaciju, a originalni tekst za Sentence-BERT.</w:t>
       </w:r>
     </w:p>
     <w:p>
@@ -549,7 +103,7 @@
         <w:rPr>
           <w:color w:val="1F3A5F"/>
         </w:rPr>
-        <w:t>Pristup</w:t>
+        <w:t>Opis implementacije</w:t>
       </w:r>
     </w:p>
     <w:p>
@@ -557,7 +111,7 @@
         <w:jc w:val="both"/>
       </w:pPr>
       <w:r>
-        <w:t>Implementirana su dva načina reprezentacije teksta, uz isti klasifikator u oba slučaja — logističku regresiju s class_weight='balanced'. Ovakav dizajn omogućava direktno poređenje reprezentacija bez miješanja efekta izbora klasifikatora.</w:t>
+        <w:t>Implementacija se nalazi u Jupyter notebooku notebooks/02_scam_detection.ipynb i pratećem modulu src/scam_detection/scam_detector.py koji sadrži klasu ScamDetector korišćenu za demo aplikaciju. Ispitana su dva oblika tekstualne reprezentacije, uz logističku regresiju s parametrom class_weight='balanced' kao klasifikator u oba slučaja. Odabir istog klasifikatora za oba pristupa osigurava fer poređenje — razlike u rezultatima mogu se pripisati isključivo načinu reprezentacije teksta.</w:t>
       </w:r>
     </w:p>
     <w:p>
@@ -576,266 +130,8 @@
         <w:jc w:val="both"/>
       </w:pPr>
       <w:r>
-        <w:t>TF-IDF (Term Frequency–Inverse Document Frequency) svaki dokument predstavlja kao rijedak numerički vektor. Težina tokena kombinuje učestalost u dokumentu i rijetkoću u korpusu — stop-words dobijaju malu težinu, a karakteristični scam tokeni (wire, transfer, soldier, &lt;URL&gt;, &lt;PHONE&gt;) dobijaju veliku težinu. Korišćeni su unigrami i bigrami, što hvata fraze poput 'money transfer'. Ulaz je preprocesirani tekst s placeholder tokenima za kontaktne podatke.</w:t>
+        <w:t>TF-IDF (Term Frequency–Inverse Document Frequency) svaki dokument predstavlja kao rijedak numerički vektor čije dimenzije odgovaraju tokenima iz rječnika. Težina tokena kombinuje njegovu učestalost u dokumentu i rijetkoću u cijelom korpusu — stop-words dobijaju malu težinu, a tokeni karakteristični za scam (wire, transfer, soldier, &lt;URL&gt;, &lt;PHONE&gt;) dobijaju veliku težinu. Korišćena je vektorizacija s unigramima i bigramima (max_features=15 000, ngram_range=(1,2), sublinear_tf=True, min_df=2). Bigrami omogućavaju hvatanje fraza poput 'money transfer' ili 'western union'. Ulaz je preprocesirani tekst s placeholder tokenima za kontaktne podatke.</w:t>
       </w:r>
-    </w:p>
-    <w:p>
-      <w:pPr>
-        <w:spacing w:before="0" w:after="0"/>
-      </w:pPr>
-    </w:p>
-    <w:p>
-      <w:pPr>
-        <w:spacing w:before="120" w:after="0"/>
-        <w:shd w:fill="2B579A" w:val="clear"/>
-      </w:pPr>
-      <w:r>
-        <w:rPr>
-          <w:rFonts w:ascii="Calibri" w:hAnsi="Calibri"/>
-          <w:b/>
-          <w:color w:val="FFFFFF"/>
-          <w:sz w:val="16"/>
-        </w:rPr>
-        <w:t xml:space="preserve">  Kôd</w:t>
-      </w:r>
-    </w:p>
-    <w:p>
-      <w:pPr>
-        <w:spacing w:before="0" w:after="0"/>
-        <w:ind w:left="360"/>
-        <w:shd w:fill="F2F2F2" w:val="clear"/>
-      </w:pPr>
-      <w:r>
-        <w:rPr>
-          <w:rFonts w:ascii="Courier New" w:hAnsi="Courier New"/>
-          <w:sz w:val="17"/>
-        </w:rPr>
-        <w:t>vectorizer = TfidfVectorizer(</w:t>
-      </w:r>
-    </w:p>
-    <w:p>
-      <w:pPr>
-        <w:spacing w:before="0" w:after="0"/>
-        <w:ind w:left="360"/>
-        <w:shd w:fill="F2F2F2" w:val="clear"/>
-      </w:pPr>
-      <w:r>
-        <w:rPr>
-          <w:rFonts w:ascii="Courier New" w:hAnsi="Courier New"/>
-          <w:sz w:val="17"/>
-        </w:rPr>
-        <w:t xml:space="preserve">    max_features=15_000,</w:t>
-      </w:r>
-    </w:p>
-    <w:p>
-      <w:pPr>
-        <w:spacing w:before="0" w:after="0"/>
-        <w:ind w:left="360"/>
-        <w:shd w:fill="F2F2F2" w:val="clear"/>
-      </w:pPr>
-      <w:r>
-        <w:rPr>
-          <w:rFonts w:ascii="Courier New" w:hAnsi="Courier New"/>
-          <w:sz w:val="17"/>
-        </w:rPr>
-        <w:t xml:space="preserve">    ngram_range=(1, 2),</w:t>
-      </w:r>
-    </w:p>
-    <w:p>
-      <w:pPr>
-        <w:spacing w:before="0" w:after="0"/>
-        <w:ind w:left="360"/>
-        <w:shd w:fill="F2F2F2" w:val="clear"/>
-      </w:pPr>
-      <w:r>
-        <w:rPr>
-          <w:rFonts w:ascii="Courier New" w:hAnsi="Courier New"/>
-          <w:sz w:val="17"/>
-        </w:rPr>
-        <w:t xml:space="preserve">    min_df=2,</w:t>
-      </w:r>
-    </w:p>
-    <w:p>
-      <w:pPr>
-        <w:spacing w:before="0" w:after="0"/>
-        <w:ind w:left="360"/>
-        <w:shd w:fill="F2F2F2" w:val="clear"/>
-      </w:pPr>
-      <w:r>
-        <w:rPr>
-          <w:rFonts w:ascii="Courier New" w:hAnsi="Courier New"/>
-          <w:sz w:val="17"/>
-        </w:rPr>
-        <w:t xml:space="preserve">    sublinear_tf=True,</w:t>
-      </w:r>
-    </w:p>
-    <w:p>
-      <w:pPr>
-        <w:spacing w:before="0" w:after="0"/>
-        <w:ind w:left="360"/>
-        <w:shd w:fill="F2F2F2" w:val="clear"/>
-      </w:pPr>
-      <w:r>
-        <w:rPr>
-          <w:rFonts w:ascii="Courier New" w:hAnsi="Courier New"/>
-          <w:sz w:val="17"/>
-        </w:rPr>
-        <w:t>)</w:t>
-      </w:r>
-    </w:p>
-    <w:p>
-      <w:pPr>
-        <w:spacing w:before="0" w:after="0"/>
-        <w:ind w:left="360"/>
-        <w:shd w:fill="F2F2F2" w:val="clear"/>
-      </w:pPr>
-      <w:r>
-        <w:rPr>
-          <w:rFonts w:ascii="Courier New" w:hAnsi="Courier New"/>
-          <w:sz w:val="17"/>
-        </w:rPr>
-        <w:t xml:space="preserve"> </w:t>
-      </w:r>
-    </w:p>
-    <w:p>
-      <w:pPr>
-        <w:spacing w:before="0" w:after="0"/>
-        <w:ind w:left="360"/>
-        <w:shd w:fill="F2F2F2" w:val="clear"/>
-      </w:pPr>
-      <w:r>
-        <w:rPr>
-          <w:rFonts w:ascii="Courier New" w:hAnsi="Courier New"/>
-          <w:sz w:val="17"/>
-        </w:rPr>
-        <w:t>X_train_tfidf = vectorizer.fit_transform(train['text_clean'].fillna(''))</w:t>
-      </w:r>
-    </w:p>
-    <w:p>
-      <w:pPr>
-        <w:spacing w:before="0" w:after="0"/>
-        <w:ind w:left="360"/>
-        <w:shd w:fill="F2F2F2" w:val="clear"/>
-      </w:pPr>
-      <w:r>
-        <w:rPr>
-          <w:rFonts w:ascii="Courier New" w:hAnsi="Courier New"/>
-          <w:sz w:val="17"/>
-        </w:rPr>
-        <w:t>X_val_tfidf   = vectorizer.transform(val['text_clean'].fillna(''))</w:t>
-      </w:r>
-    </w:p>
-    <w:p>
-      <w:pPr>
-        <w:spacing w:before="0" w:after="0"/>
-        <w:ind w:left="360"/>
-        <w:shd w:fill="F2F2F2" w:val="clear"/>
-      </w:pPr>
-      <w:r>
-        <w:rPr>
-          <w:rFonts w:ascii="Courier New" w:hAnsi="Courier New"/>
-          <w:sz w:val="17"/>
-        </w:rPr>
-        <w:t>X_test_tfidf  = vectorizer.transform(test['text_clean'].fillna(''))</w:t>
-      </w:r>
-    </w:p>
-    <w:p>
-      <w:pPr>
-        <w:spacing w:before="0" w:after="0"/>
-        <w:ind w:left="360"/>
-        <w:shd w:fill="F2F2F2" w:val="clear"/>
-      </w:pPr>
-      <w:r>
-        <w:rPr>
-          <w:rFonts w:ascii="Courier New" w:hAnsi="Courier New"/>
-          <w:sz w:val="17"/>
-        </w:rPr>
-        <w:t xml:space="preserve"> </w:t>
-      </w:r>
-    </w:p>
-    <w:p>
-      <w:pPr>
-        <w:spacing w:before="0" w:after="0"/>
-        <w:ind w:left="360"/>
-        <w:shd w:fill="F2F2F2" w:val="clear"/>
-      </w:pPr>
-      <w:r>
-        <w:rPr>
-          <w:rFonts w:ascii="Courier New" w:hAnsi="Courier New"/>
-          <w:sz w:val="17"/>
-        </w:rPr>
-        <w:t>clf_tfidf = LogisticRegression(max_iter=1000, class_weight='balanced', C=1.0, random_state=42)</w:t>
-      </w:r>
-    </w:p>
-    <w:p>
-      <w:pPr>
-        <w:spacing w:before="0" w:after="0"/>
-        <w:ind w:left="360"/>
-        <w:shd w:fill="F2F2F2" w:val="clear"/>
-      </w:pPr>
-      <w:r>
-        <w:rPr>
-          <w:rFonts w:ascii="Courier New" w:hAnsi="Courier New"/>
-          <w:sz w:val="17"/>
-        </w:rPr>
-        <w:t>clf_tfidf.fit(X_train_tfidf, y_train)</w:t>
-      </w:r>
-    </w:p>
-    <w:p>
-      <w:pPr>
-        <w:spacing w:before="0" w:after="0"/>
-        <w:ind w:left="360"/>
-        <w:shd w:fill="F2F2F2" w:val="clear"/>
-      </w:pPr>
-      <w:r>
-        <w:rPr>
-          <w:rFonts w:ascii="Courier New" w:hAnsi="Courier New"/>
-          <w:sz w:val="17"/>
-        </w:rPr>
-        <w:t>print("Treniranje završeno.")</w:t>
-      </w:r>
-    </w:p>
-    <w:p>
-      <w:pPr>
-        <w:spacing w:before="0" w:after="120"/>
-        <w:shd w:fill="F2F2F2" w:val="clear"/>
-      </w:pPr>
-    </w:p>
-    <w:p>
-      <w:pPr>
-        <w:spacing w:before="0" w:after="0"/>
-        <w:shd w:fill="3C3C3C" w:val="clear"/>
-      </w:pPr>
-      <w:r>
-        <w:rPr>
-          <w:rFonts w:ascii="Calibri" w:hAnsi="Calibri"/>
-          <w:b/>
-          <w:color w:val="FFFFFF"/>
-          <w:sz w:val="16"/>
-        </w:rPr>
-        <w:t xml:space="preserve">  Output</w:t>
-      </w:r>
-    </w:p>
-    <w:p>
-      <w:pPr>
-        <w:spacing w:before="0" w:after="0"/>
-        <w:ind w:left="360"/>
-        <w:shd w:fill="1E1E1E" w:val="clear"/>
-      </w:pPr>
-      <w:r>
-        <w:rPr>
-          <w:rFonts w:ascii="Courier New" w:hAnsi="Courier New"/>
-          <w:color w:val="D4D4D4"/>
-          <w:sz w:val="17"/>
-        </w:rPr>
-        <w:t>Treniranje završeno.</w:t>
-      </w:r>
-    </w:p>
-    <w:p>
-      <w:pPr>
-        <w:spacing w:before="0" w:after="160"/>
-        <w:shd w:fill="1E1E1E" w:val="clear"/>
-      </w:pPr>
     </w:p>
     <w:p>
       <w:pPr>
@@ -853,283 +149,8 @@
         <w:jc w:val="both"/>
       </w:pPr>
       <w:r>
-        <w:t>Sentence-BERT (all-MiniLM-L6-v2) je transformer koji svaki tekst mapira u gust vektor od 384 dimenzije koji nosi semantičko značenje. Tekstovi sličnog smisla imat će bliske vektore čak i bez zajedničkih riječi. Enkodiranje je rađeno nad originalnim tekstom jer BERT-ov tokenizator sam vrši normalizaciju.</w:t>
+        <w:t>Sentence-BERT (model all-MiniLM-L6-v2 iz biblioteke sentence-transformers) je transformer koji svaki tekst mapira u gust vektor od 384 dimenzije koji nosi semantičko značenje. Tekstovi sličnog smisla imat će bliske vektore čak i bez zajedničkih riječi, što je ključna razlika u odnosu na TF-IDF. Enkodiranje je provedeno u batch-evima od 64 uzorka nad originalnim tekstom (bez agresivnog čišćenja), budući da BERT-ov tokenizator sam vrši normalizaciju i bolje funkcioniše s prirodnim oblikom teksta.</w:t>
       </w:r>
-    </w:p>
-    <w:p>
-      <w:pPr>
-        <w:spacing w:before="0" w:after="0"/>
-      </w:pPr>
-    </w:p>
-    <w:p>
-      <w:pPr>
-        <w:spacing w:before="120" w:after="0"/>
-        <w:shd w:fill="2B579A" w:val="clear"/>
-      </w:pPr>
-      <w:r>
-        <w:rPr>
-          <w:rFonts w:ascii="Calibri" w:hAnsi="Calibri"/>
-          <w:b/>
-          <w:color w:val="FFFFFF"/>
-          <w:sz w:val="16"/>
-        </w:rPr>
-        <w:t xml:space="preserve">  Kôd</w:t>
-      </w:r>
-    </w:p>
-    <w:p>
-      <w:pPr>
-        <w:spacing w:before="0" w:after="0"/>
-        <w:ind w:left="360"/>
-        <w:shd w:fill="F2F2F2" w:val="clear"/>
-      </w:pPr>
-      <w:r>
-        <w:rPr>
-          <w:rFonts w:ascii="Courier New" w:hAnsi="Courier New"/>
-          <w:sz w:val="17"/>
-        </w:rPr>
-        <w:t>from sentence_transformers import SentenceTransformer</w:t>
-      </w:r>
-    </w:p>
-    <w:p>
-      <w:pPr>
-        <w:spacing w:before="0" w:after="0"/>
-        <w:ind w:left="360"/>
-        <w:shd w:fill="F2F2F2" w:val="clear"/>
-      </w:pPr>
-      <w:r>
-        <w:rPr>
-          <w:rFonts w:ascii="Courier New" w:hAnsi="Courier New"/>
-          <w:sz w:val="17"/>
-        </w:rPr>
-        <w:t xml:space="preserve"> </w:t>
-      </w:r>
-    </w:p>
-    <w:p>
-      <w:pPr>
-        <w:spacing w:before="0" w:after="0"/>
-        <w:ind w:left="360"/>
-        <w:shd w:fill="F2F2F2" w:val="clear"/>
-      </w:pPr>
-      <w:r>
-        <w:rPr>
-          <w:rFonts w:ascii="Courier New" w:hAnsi="Courier New"/>
-          <w:sz w:val="17"/>
-        </w:rPr>
-        <w:t>sbert = SentenceTransformer('all-MiniLM-L6-v2')</w:t>
-      </w:r>
-    </w:p>
-    <w:p>
-      <w:pPr>
-        <w:spacing w:before="0" w:after="0"/>
-        <w:ind w:left="360"/>
-        <w:shd w:fill="F2F2F2" w:val="clear"/>
-      </w:pPr>
-      <w:r>
-        <w:rPr>
-          <w:rFonts w:ascii="Courier New" w:hAnsi="Courier New"/>
-          <w:sz w:val="17"/>
-        </w:rPr>
-        <w:t xml:space="preserve"> </w:t>
-      </w:r>
-    </w:p>
-    <w:p>
-      <w:pPr>
-        <w:spacing w:before="0" w:after="0"/>
-        <w:ind w:left="360"/>
-        <w:shd w:fill="F2F2F2" w:val="clear"/>
-      </w:pPr>
-      <w:r>
-        <w:rPr>
-          <w:rFonts w:ascii="Courier New" w:hAnsi="Courier New"/>
-          <w:sz w:val="17"/>
-        </w:rPr>
-        <w:t>print("Enkodiranje trening skupa...")</w:t>
-      </w:r>
-    </w:p>
-    <w:p>
-      <w:pPr>
-        <w:spacing w:before="0" w:after="0"/>
-        <w:ind w:left="360"/>
-        <w:shd w:fill="F2F2F2" w:val="clear"/>
-      </w:pPr>
-      <w:r>
-        <w:rPr>
-          <w:rFonts w:ascii="Courier New" w:hAnsi="Courier New"/>
-          <w:sz w:val="17"/>
-        </w:rPr>
-        <w:t>E_train = sbert.encode(train['text'].fillna('').tolist(), batch_size=64, show_progress_bar=True)</w:t>
-      </w:r>
-    </w:p>
-    <w:p>
-      <w:pPr>
-        <w:spacing w:before="0" w:after="0"/>
-        <w:ind w:left="360"/>
-        <w:shd w:fill="F2F2F2" w:val="clear"/>
-      </w:pPr>
-      <w:r>
-        <w:rPr>
-          <w:rFonts w:ascii="Courier New" w:hAnsi="Courier New"/>
-          <w:sz w:val="17"/>
-        </w:rPr>
-        <w:t>print("Enkodiranje validacijskog skupa...")</w:t>
-      </w:r>
-    </w:p>
-    <w:p>
-      <w:pPr>
-        <w:spacing w:before="0" w:after="0"/>
-        <w:ind w:left="360"/>
-        <w:shd w:fill="F2F2F2" w:val="clear"/>
-      </w:pPr>
-      <w:r>
-        <w:rPr>
-          <w:rFonts w:ascii="Courier New" w:hAnsi="Courier New"/>
-          <w:sz w:val="17"/>
-        </w:rPr>
-        <w:t>E_val = sbert.encode(val['text'].fillna('').tolist(), batch_size=64, show_progress_bar=True)</w:t>
-      </w:r>
-    </w:p>
-    <w:p>
-      <w:pPr>
-        <w:spacing w:before="0" w:after="0"/>
-        <w:ind w:left="360"/>
-        <w:shd w:fill="F2F2F2" w:val="clear"/>
-      </w:pPr>
-      <w:r>
-        <w:rPr>
-          <w:rFonts w:ascii="Courier New" w:hAnsi="Courier New"/>
-          <w:sz w:val="17"/>
-        </w:rPr>
-        <w:t>print("Enkodiranje testnog skupa...")</w:t>
-      </w:r>
-    </w:p>
-    <w:p>
-      <w:pPr>
-        <w:spacing w:before="0" w:after="0"/>
-        <w:ind w:left="360"/>
-        <w:shd w:fill="F2F2F2" w:val="clear"/>
-      </w:pPr>
-      <w:r>
-        <w:rPr>
-          <w:rFonts w:ascii="Courier New" w:hAnsi="Courier New"/>
-          <w:sz w:val="17"/>
-        </w:rPr>
-        <w:t>E_test = sbert.encode(test['text'].fillna('').tolist(), batch_size=64, show_progress_bar=True)</w:t>
-      </w:r>
-    </w:p>
-    <w:p>
-      <w:pPr>
-        <w:spacing w:before="0" w:after="0"/>
-        <w:ind w:left="360"/>
-        <w:shd w:fill="F2F2F2" w:val="clear"/>
-      </w:pPr>
-      <w:r>
-        <w:rPr>
-          <w:rFonts w:ascii="Courier New" w:hAnsi="Courier New"/>
-          <w:sz w:val="17"/>
-        </w:rPr>
-        <w:t xml:space="preserve"> </w:t>
-      </w:r>
-    </w:p>
-    <w:p>
-      <w:pPr>
-        <w:spacing w:before="0" w:after="0"/>
-        <w:ind w:left="360"/>
-        <w:shd w:fill="F2F2F2" w:val="clear"/>
-      </w:pPr>
-      <w:r>
-        <w:rPr>
-          <w:rFonts w:ascii="Courier New" w:hAnsi="Courier New"/>
-          <w:sz w:val="17"/>
-        </w:rPr>
-        <w:t>print(f"\nDimenzija embedding vektora: {E_train.shape[1]}")</w:t>
-      </w:r>
-    </w:p>
-    <w:p>
-      <w:pPr>
-        <w:spacing w:before="0" w:after="120"/>
-        <w:shd w:fill="F2F2F2" w:val="clear"/>
-      </w:pPr>
-    </w:p>
-    <w:p>
-      <w:pPr>
-        <w:spacing w:before="0" w:after="0"/>
-        <w:shd w:fill="3C3C3C" w:val="clear"/>
-      </w:pPr>
-      <w:r>
-        <w:rPr>
-          <w:rFonts w:ascii="Calibri" w:hAnsi="Calibri"/>
-          <w:b/>
-          <w:color w:val="FFFFFF"/>
-          <w:sz w:val="16"/>
-        </w:rPr>
-        <w:t xml:space="preserve">  Output</w:t>
-      </w:r>
-    </w:p>
-    <w:p>
-      <w:pPr>
-        <w:spacing w:before="0" w:after="0"/>
-        <w:ind w:left="360"/>
-        <w:shd w:fill="1E1E1E" w:val="clear"/>
-      </w:pPr>
-      <w:r>
-        <w:rPr>
-          <w:rFonts w:ascii="Courier New" w:hAnsi="Courier New"/>
-          <w:color w:val="D4D4D4"/>
-          <w:sz w:val="17"/>
-        </w:rPr>
-        <w:t>Enkodiranje trening skupa...</w:t>
-      </w:r>
-    </w:p>
-    <w:p>
-      <w:pPr>
-        <w:spacing w:before="0" w:after="0"/>
-        <w:ind w:left="360"/>
-        <w:shd w:fill="1E1E1E" w:val="clear"/>
-      </w:pPr>
-      <w:r>
-        <w:rPr>
-          <w:rFonts w:ascii="Courier New" w:hAnsi="Courier New"/>
-          <w:color w:val="D4D4D4"/>
-          <w:sz w:val="17"/>
-        </w:rPr>
-        <w:t>Enkodiranje validacijskog skupa...</w:t>
-      </w:r>
-    </w:p>
-    <w:p>
-      <w:pPr>
-        <w:spacing w:before="0" w:after="0"/>
-        <w:ind w:left="360"/>
-        <w:shd w:fill="1E1E1E" w:val="clear"/>
-      </w:pPr>
-      <w:r>
-        <w:rPr>
-          <w:rFonts w:ascii="Courier New" w:hAnsi="Courier New"/>
-          <w:color w:val="D4D4D4"/>
-          <w:sz w:val="17"/>
-        </w:rPr>
-        <w:t>Enkodiranje testnog skupa...</w:t>
-      </w:r>
-    </w:p>
-    <w:p>
-      <w:pPr>
-        <w:spacing w:before="0" w:after="0"/>
-        <w:ind w:left="360"/>
-        <w:shd w:fill="1E1E1E" w:val="clear"/>
-      </w:pPr>
-      <w:r>
-        <w:rPr>
-          <w:rFonts w:ascii="Courier New" w:hAnsi="Courier New"/>
-          <w:color w:val="D4D4D4"/>
-          <w:sz w:val="17"/>
-        </w:rPr>
-        <w:t>Dimenzija embedding vektora: 384</w:t>
-      </w:r>
-    </w:p>
-    <w:p>
-      <w:pPr>
-        <w:spacing w:before="0" w:after="160"/>
-        <w:shd w:fill="1E1E1E" w:val="clear"/>
-      </w:pPr>
     </w:p>
     <w:p>
       <w:pPr>
@@ -1147,15 +168,7 @@
         <w:jc w:val="both"/>
       </w:pPr>
       <w:r>
-        <w:t>Budući da su podaci obilježeni (svaki primjer ima poznatu klasu — legit ili scam), evaluacija se provodi standardnim metrikama nadziranog učenja. Model se nije vidio s testnim skupom tokom treniranja ni odabira hiperparametara, što osigurava nepristranu ocjenu.</w:t>
-      </w:r>
-    </w:p>
-    <w:p>
-      <w:pPr>
-        <w:jc w:val="both"/>
-      </w:pPr>
-      <w:r>
-        <w:t>Korišćene metrike: precision, recall i F1-score za scam klasu (jer je ona rjeđa i kritičnija), ukupna tačnost (accuracy) i ROC-AUC koji mjeri diskriminativnu moć modela neovisno o pragu odluke. Evaluacija je provedena na validacijskom skupu tokom razvoja, te na odvojenom testnom skupu za finalnu ocjenu.</w:t>
+        <w:t>Budući da su podaci obilježeni (svaki primjer ima poznatu klasu), evaluacija se provodi standardnim metrikama nadziranog učenja na odvojenom testnom skupu koji nije viđen tokom treniranja ni podešavanja modela. Praćene su sljedeće metrike: precision, recall i F1-score za scam klasu (jer je ona rjeđa i kritičnija), ukupna tačnost i ROC-AUC koji mjeri diskriminativnu moć modela nezavisno od odabranog praga odluke.</w:t>
       </w:r>
     </w:p>
     <w:p>
@@ -1166,385 +179,20 @@
         <w:rPr>
           <w:color w:val="1F3A5F"/>
         </w:rPr>
-        <w:t>Evaluacija na validacijskom skupu</w:t>
+        <w:t>Validacijski skup</w:t>
       </w:r>
     </w:p>
     <w:p>
       <w:pPr>
-        <w:spacing w:before="0" w:after="0"/>
-      </w:pPr>
-    </w:p>
-    <w:p>
-      <w:pPr>
-        <w:spacing w:before="120" w:after="0"/>
-        <w:shd w:fill="2B579A" w:val="clear"/>
+        <w:jc w:val="both"/>
       </w:pPr>
       <w:r>
-        <w:rPr>
-          <w:rFonts w:ascii="Calibri" w:hAnsi="Calibri"/>
-          <w:b/>
-          <w:color w:val="FFFFFF"/>
-          <w:sz w:val="16"/>
-        </w:rPr>
-        <w:t xml:space="preserve">  Kôd</w:t>
+        <w:t>TF-IDF model postiže F1-score 0.95 za scam klasu na validacijskom skupu, uz ukupnu tačnost 0.98. Precision i recall su ujednačeni (oba 0.95). Sentence-BERT postiže recall 0.97 (viši nego TF-IDF), ali precision 0.94, uz istu ukupnu tačnost 0.98. Oba modela postižu AUC od 0.998.</w:t>
       </w:r>
     </w:p>
     <w:p>
       <w:pPr>
-        <w:spacing w:before="0" w:after="0"/>
-        <w:ind w:left="360"/>
-        <w:shd w:fill="F2F2F2" w:val="clear"/>
-      </w:pPr>
-      <w:r>
-        <w:rPr>
-          <w:rFonts w:ascii="Courier New" w:hAnsi="Courier New"/>
-          <w:sz w:val="17"/>
-        </w:rPr>
-        <w:t>y_val_pred_tfidf = clf_tfidf.predict(X_val_tfidf)</w:t>
-      </w:r>
-    </w:p>
-    <w:p>
-      <w:pPr>
-        <w:spacing w:before="0" w:after="0"/>
-        <w:ind w:left="360"/>
-        <w:shd w:fill="F2F2F2" w:val="clear"/>
-      </w:pPr>
-      <w:r>
-        <w:rPr>
-          <w:rFonts w:ascii="Courier New" w:hAnsi="Courier New"/>
-          <w:sz w:val="17"/>
-        </w:rPr>
-        <w:t>y_val_prob_tfidf = clf_tfidf.predict_proba(X_val_tfidf)[:, 1]</w:t>
-      </w:r>
-    </w:p>
-    <w:p>
-      <w:pPr>
-        <w:spacing w:before="0" w:after="0"/>
-        <w:ind w:left="360"/>
-        <w:shd w:fill="F2F2F2" w:val="clear"/>
-      </w:pPr>
-      <w:r>
-        <w:rPr>
-          <w:rFonts w:ascii="Courier New" w:hAnsi="Courier New"/>
-          <w:sz w:val="17"/>
-        </w:rPr>
-        <w:t xml:space="preserve"> </w:t>
-      </w:r>
-    </w:p>
-    <w:p>
-      <w:pPr>
-        <w:spacing w:before="0" w:after="0"/>
-        <w:ind w:left="360"/>
-        <w:shd w:fill="F2F2F2" w:val="clear"/>
-      </w:pPr>
-      <w:r>
-        <w:rPr>
-          <w:rFonts w:ascii="Courier New" w:hAnsi="Courier New"/>
-          <w:sz w:val="17"/>
-        </w:rPr>
-        <w:t>print("=== TF-IDF + LR – validacijski skup ===")</w:t>
-      </w:r>
-    </w:p>
-    <w:p>
-      <w:pPr>
-        <w:spacing w:before="0" w:after="0"/>
-        <w:ind w:left="360"/>
-        <w:shd w:fill="F2F2F2" w:val="clear"/>
-      </w:pPr>
-      <w:r>
-        <w:rPr>
-          <w:rFonts w:ascii="Courier New" w:hAnsi="Courier New"/>
-          <w:sz w:val="17"/>
-        </w:rPr>
-        <w:t>print(classification_report(y_val, y_val_pred_tfidf, target_names=['legit', 'scam']))</w:t>
-      </w:r>
-    </w:p>
-    <w:p>
-      <w:pPr>
-        <w:spacing w:before="0" w:after="0"/>
-        <w:ind w:left="360"/>
-        <w:shd w:fill="F2F2F2" w:val="clear"/>
-      </w:pPr>
-      <w:r>
-        <w:rPr>
-          <w:rFonts w:ascii="Courier New" w:hAnsi="Courier New"/>
-          <w:sz w:val="17"/>
-        </w:rPr>
-        <w:t xml:space="preserve"> </w:t>
-      </w:r>
-    </w:p>
-    <w:p>
-      <w:pPr>
-        <w:spacing w:before="0" w:after="0"/>
-        <w:ind w:left="360"/>
-        <w:shd w:fill="F2F2F2" w:val="clear"/>
-      </w:pPr>
-      <w:r>
-        <w:rPr>
-          <w:rFonts w:ascii="Courier New" w:hAnsi="Courier New"/>
-          <w:sz w:val="17"/>
-        </w:rPr>
-        <w:t>fig, ax = plt.subplots(figsize=(5, 4))</w:t>
-      </w:r>
-    </w:p>
-    <w:p>
-      <w:pPr>
-        <w:spacing w:before="0" w:after="0"/>
-        <w:ind w:left="360"/>
-        <w:shd w:fill="F2F2F2" w:val="clear"/>
-      </w:pPr>
-      <w:r>
-        <w:rPr>
-          <w:rFonts w:ascii="Courier New" w:hAnsi="Courier New"/>
-          <w:sz w:val="17"/>
-        </w:rPr>
-        <w:t>ConfusionMatrixDisplay.from_predictions(</w:t>
-      </w:r>
-    </w:p>
-    <w:p>
-      <w:pPr>
-        <w:spacing w:before="0" w:after="0"/>
-        <w:ind w:left="360"/>
-        <w:shd w:fill="F2F2F2" w:val="clear"/>
-      </w:pPr>
-      <w:r>
-        <w:rPr>
-          <w:rFonts w:ascii="Courier New" w:hAnsi="Courier New"/>
-          <w:sz w:val="17"/>
-        </w:rPr>
-        <w:t xml:space="preserve">    y_val, y_val_pred_tfidf,</w:t>
-      </w:r>
-    </w:p>
-    <w:p>
-      <w:pPr>
-        <w:spacing w:before="0" w:after="0"/>
-        <w:ind w:left="360"/>
-        <w:shd w:fill="F2F2F2" w:val="clear"/>
-      </w:pPr>
-      <w:r>
-        <w:rPr>
-          <w:rFonts w:ascii="Courier New" w:hAnsi="Courier New"/>
-          <w:sz w:val="17"/>
-        </w:rPr>
-        <w:t xml:space="preserve">    display_labels=['legit', 'scam'], ax=ax, colorbar=False</w:t>
-      </w:r>
-    </w:p>
-    <w:p>
-      <w:pPr>
-        <w:spacing w:before="0" w:after="0"/>
-        <w:ind w:left="360"/>
-        <w:shd w:fill="F2F2F2" w:val="clear"/>
-      </w:pPr>
-      <w:r>
-        <w:rPr>
-          <w:rFonts w:ascii="Courier New" w:hAnsi="Courier New"/>
-          <w:sz w:val="17"/>
-        </w:rPr>
-        <w:t>)</w:t>
-      </w:r>
-    </w:p>
-    <w:p>
-      <w:pPr>
-        <w:spacing w:before="0" w:after="0"/>
-        <w:ind w:left="360"/>
-        <w:shd w:fill="F2F2F2" w:val="clear"/>
-      </w:pPr>
-      <w:r>
-        <w:rPr>
-          <w:rFonts w:ascii="Courier New" w:hAnsi="Courier New"/>
-          <w:sz w:val="17"/>
-        </w:rPr>
-        <w:t>ax.set_title('Matrica konfuzije – TF-IDF (validacija)')</w:t>
-      </w:r>
-    </w:p>
-    <w:p>
-      <w:pPr>
-        <w:spacing w:before="0" w:after="0"/>
-        <w:ind w:left="360"/>
-        <w:shd w:fill="F2F2F2" w:val="clear"/>
-      </w:pPr>
-      <w:r>
-        <w:rPr>
-          <w:rFonts w:ascii="Courier New" w:hAnsi="Courier New"/>
-          <w:sz w:val="17"/>
-        </w:rPr>
-        <w:t>plt.tight_layout()</w:t>
-      </w:r>
-    </w:p>
-    <w:p>
-      <w:pPr>
-        <w:spacing w:before="0" w:after="0"/>
-        <w:ind w:left="360"/>
-        <w:shd w:fill="F2F2F2" w:val="clear"/>
-      </w:pPr>
-      <w:r>
-        <w:rPr>
-          <w:rFonts w:ascii="Courier New" w:hAnsi="Courier New"/>
-          <w:sz w:val="17"/>
-        </w:rPr>
-        <w:t>plt.show()</w:t>
-      </w:r>
-    </w:p>
-    <w:p>
-      <w:pPr>
-        <w:spacing w:before="0" w:after="120"/>
-        <w:shd w:fill="F2F2F2" w:val="clear"/>
-      </w:pPr>
-    </w:p>
-    <w:p>
-      <w:pPr>
-        <w:spacing w:before="0" w:after="0"/>
-        <w:shd w:fill="3C3C3C" w:val="clear"/>
-      </w:pPr>
-      <w:r>
-        <w:rPr>
-          <w:rFonts w:ascii="Calibri" w:hAnsi="Calibri"/>
-          <w:b/>
-          <w:color w:val="FFFFFF"/>
-          <w:sz w:val="16"/>
-        </w:rPr>
-        <w:t xml:space="preserve">  Output</w:t>
-      </w:r>
-    </w:p>
-    <w:p>
-      <w:pPr>
-        <w:spacing w:before="0" w:after="0"/>
-        <w:ind w:left="360"/>
-        <w:shd w:fill="1E1E1E" w:val="clear"/>
-      </w:pPr>
-      <w:r>
-        <w:rPr>
-          <w:rFonts w:ascii="Courier New" w:hAnsi="Courier New"/>
-          <w:color w:val="D4D4D4"/>
-          <w:sz w:val="17"/>
-        </w:rPr>
-        <w:t>=== TF-IDF + LR – validacijski skup ===</w:t>
-      </w:r>
-    </w:p>
-    <w:p>
-      <w:pPr>
-        <w:spacing w:before="0" w:after="0"/>
-        <w:ind w:left="360"/>
-        <w:shd w:fill="1E1E1E" w:val="clear"/>
-      </w:pPr>
-      <w:r>
-        <w:rPr>
-          <w:rFonts w:ascii="Courier New" w:hAnsi="Courier New"/>
-          <w:color w:val="D4D4D4"/>
-          <w:sz w:val="17"/>
-        </w:rPr>
-        <w:t xml:space="preserve">              precision    recall  f1-score   support</w:t>
-      </w:r>
-    </w:p>
-    <w:p>
-      <w:pPr>
-        <w:spacing w:before="0" w:after="0"/>
-        <w:ind w:left="360"/>
-        <w:shd w:fill="1E1E1E" w:val="clear"/>
-      </w:pPr>
-      <w:r>
-        <w:rPr>
-          <w:rFonts w:ascii="Courier New" w:hAnsi="Courier New"/>
-          <w:color w:val="D4D4D4"/>
-          <w:sz w:val="17"/>
-        </w:rPr>
-        <w:t xml:space="preserve"> </w:t>
-      </w:r>
-    </w:p>
-    <w:p>
-      <w:pPr>
-        <w:spacing w:before="0" w:after="0"/>
-        <w:ind w:left="360"/>
-        <w:shd w:fill="1E1E1E" w:val="clear"/>
-      </w:pPr>
-      <w:r>
-        <w:rPr>
-          <w:rFonts w:ascii="Courier New" w:hAnsi="Courier New"/>
-          <w:color w:val="D4D4D4"/>
-          <w:sz w:val="17"/>
-        </w:rPr>
-        <w:t xml:space="preserve">       legit       0.99      0.99      0.99       835</w:t>
-      </w:r>
-    </w:p>
-    <w:p>
-      <w:pPr>
-        <w:spacing w:before="0" w:after="0"/>
-        <w:ind w:left="360"/>
-        <w:shd w:fill="1E1E1E" w:val="clear"/>
-      </w:pPr>
-      <w:r>
-        <w:rPr>
-          <w:rFonts w:ascii="Courier New" w:hAnsi="Courier New"/>
-          <w:color w:val="D4D4D4"/>
-          <w:sz w:val="17"/>
-        </w:rPr>
-        <w:t xml:space="preserve">        scam       0.95      0.95      0.95       186</w:t>
-      </w:r>
-    </w:p>
-    <w:p>
-      <w:pPr>
-        <w:spacing w:before="0" w:after="0"/>
-        <w:ind w:left="360"/>
-        <w:shd w:fill="1E1E1E" w:val="clear"/>
-      </w:pPr>
-      <w:r>
-        <w:rPr>
-          <w:rFonts w:ascii="Courier New" w:hAnsi="Courier New"/>
-          <w:color w:val="D4D4D4"/>
-          <w:sz w:val="17"/>
-        </w:rPr>
-        <w:t xml:space="preserve"> </w:t>
-      </w:r>
-    </w:p>
-    <w:p>
-      <w:pPr>
-        <w:spacing w:before="0" w:after="0"/>
-        <w:ind w:left="360"/>
-        <w:shd w:fill="1E1E1E" w:val="clear"/>
-      </w:pPr>
-      <w:r>
-        <w:rPr>
-          <w:rFonts w:ascii="Courier New" w:hAnsi="Courier New"/>
-          <w:color w:val="D4D4D4"/>
-          <w:sz w:val="17"/>
-        </w:rPr>
-        <w:t xml:space="preserve">    accuracy                           0.98      1021</w:t>
-      </w:r>
-    </w:p>
-    <w:p>
-      <w:pPr>
-        <w:spacing w:before="0" w:after="0"/>
-        <w:ind w:left="360"/>
-        <w:shd w:fill="1E1E1E" w:val="clear"/>
-      </w:pPr>
-      <w:r>
-        <w:rPr>
-          <w:rFonts w:ascii="Courier New" w:hAnsi="Courier New"/>
-          <w:color w:val="D4D4D4"/>
-          <w:sz w:val="17"/>
-        </w:rPr>
-        <w:t xml:space="preserve">   macro avg       0.97      0.97      0.97      1021</w:t>
-      </w:r>
-    </w:p>
-    <w:p>
-      <w:pPr>
-        <w:spacing w:before="0" w:after="0"/>
-        <w:ind w:left="360"/>
-        <w:shd w:fill="1E1E1E" w:val="clear"/>
-      </w:pPr>
-      <w:r>
-        <w:rPr>
-          <w:rFonts w:ascii="Courier New" w:hAnsi="Courier New"/>
-          <w:color w:val="D4D4D4"/>
-          <w:sz w:val="17"/>
-        </w:rPr>
-        <w:t>weighted avg       0.98      0.98      0.98      1021</w:t>
-      </w:r>
-    </w:p>
-    <w:p>
-      <w:pPr>
-        <w:spacing w:before="0" w:after="160"/>
-        <w:shd w:fill="1E1E1E" w:val="clear"/>
+        <w:spacing w:before="0" w:after="40"/>
       </w:pPr>
     </w:p>
     <w:p>
@@ -1554,7 +202,7 @@
       <w:r>
         <w:drawing>
           <wp:inline xmlns:a="http://schemas.openxmlformats.org/drawingml/2006/main" xmlns:pic="http://schemas.openxmlformats.org/drawingml/2006/picture">
-            <wp:extent cx="3474720" cy="3456716"/>
+            <wp:extent cx="3291840" cy="3274784"/>
             <wp:docPr id="1" name="Picture 1"/>
             <wp:cNvGraphicFramePr>
               <a:graphicFrameLocks noChangeAspect="1"/>
@@ -1575,7 +223,7 @@
                   <pic:spPr>
                     <a:xfrm>
                       <a:off x="0" y="0"/>
-                      <a:ext cx="3474720" cy="3456716"/>
+                      <a:ext cx="3291840" cy="3274784"/>
                     </a:xfrm>
                     <a:prstGeom prst="rect"/>
                   </pic:spPr>
@@ -1596,440 +244,12 @@
           <w:color w:val="555555"/>
           <w:sz w:val="18"/>
         </w:rPr>
-        <w:t>Matrica konfuzije — TF-IDF, validacijski skup</w:t>
+        <w:t>Slika 1: Matrica konfuzije — TF-IDF, validacijski skup</w:t>
       </w:r>
     </w:p>
     <w:p>
       <w:pPr>
-        <w:spacing w:before="0" w:after="0"/>
-      </w:pPr>
-    </w:p>
-    <w:p>
-      <w:pPr>
-        <w:jc w:val="both"/>
-      </w:pPr>
-      <w:r>
-        <w:t>TF-IDF postiže F1-score 0.95 za scam klasu na validacijskom skupu, uz accuracy 0.98. Precision i recall su ujednačeni — model podjednako dobro hvata scam i izbjegava lažne uzbune.</w:t>
-      </w:r>
-    </w:p>
-    <w:p>
-      <w:pPr>
-        <w:spacing w:before="0" w:after="0"/>
-      </w:pPr>
-    </w:p>
-    <w:p>
-      <w:pPr>
-        <w:spacing w:before="120" w:after="0"/>
-        <w:shd w:fill="2B579A" w:val="clear"/>
-      </w:pPr>
-      <w:r>
-        <w:rPr>
-          <w:rFonts w:ascii="Calibri" w:hAnsi="Calibri"/>
-          <w:b/>
-          <w:color w:val="FFFFFF"/>
-          <w:sz w:val="16"/>
-        </w:rPr>
-        <w:t xml:space="preserve">  Kôd</w:t>
-      </w:r>
-    </w:p>
-    <w:p>
-      <w:pPr>
-        <w:spacing w:before="0" w:after="0"/>
-        <w:ind w:left="360"/>
-        <w:shd w:fill="F2F2F2" w:val="clear"/>
-      </w:pPr>
-      <w:r>
-        <w:rPr>
-          <w:rFonts w:ascii="Courier New" w:hAnsi="Courier New"/>
-          <w:sz w:val="17"/>
-        </w:rPr>
-        <w:t>clf_sbert = LogisticRegression(max_iter=1000, class_weight='balanced', C=1.0, random_state=42)</w:t>
-      </w:r>
-    </w:p>
-    <w:p>
-      <w:pPr>
-        <w:spacing w:before="0" w:after="0"/>
-        <w:ind w:left="360"/>
-        <w:shd w:fill="F2F2F2" w:val="clear"/>
-      </w:pPr>
-      <w:r>
-        <w:rPr>
-          <w:rFonts w:ascii="Courier New" w:hAnsi="Courier New"/>
-          <w:sz w:val="17"/>
-        </w:rPr>
-        <w:t>clf_sbert.fit(E_train, y_train)</w:t>
-      </w:r>
-    </w:p>
-    <w:p>
-      <w:pPr>
-        <w:spacing w:before="0" w:after="0"/>
-        <w:ind w:left="360"/>
-        <w:shd w:fill="F2F2F2" w:val="clear"/>
-      </w:pPr>
-      <w:r>
-        <w:rPr>
-          <w:rFonts w:ascii="Courier New" w:hAnsi="Courier New"/>
-          <w:sz w:val="17"/>
-        </w:rPr>
-        <w:t xml:space="preserve"> </w:t>
-      </w:r>
-    </w:p>
-    <w:p>
-      <w:pPr>
-        <w:spacing w:before="0" w:after="0"/>
-        <w:ind w:left="360"/>
-        <w:shd w:fill="F2F2F2" w:val="clear"/>
-      </w:pPr>
-      <w:r>
-        <w:rPr>
-          <w:rFonts w:ascii="Courier New" w:hAnsi="Courier New"/>
-          <w:sz w:val="17"/>
-        </w:rPr>
-        <w:t>y_val_pred_sbert = clf_sbert.predict(E_val)</w:t>
-      </w:r>
-    </w:p>
-    <w:p>
-      <w:pPr>
-        <w:spacing w:before="0" w:after="0"/>
-        <w:ind w:left="360"/>
-        <w:shd w:fill="F2F2F2" w:val="clear"/>
-      </w:pPr>
-      <w:r>
-        <w:rPr>
-          <w:rFonts w:ascii="Courier New" w:hAnsi="Courier New"/>
-          <w:sz w:val="17"/>
-        </w:rPr>
-        <w:t>y_val_prob_sbert = clf_sbert.predict_proba(E_val)[:, 1]</w:t>
-      </w:r>
-    </w:p>
-    <w:p>
-      <w:pPr>
-        <w:spacing w:before="0" w:after="0"/>
-        <w:ind w:left="360"/>
-        <w:shd w:fill="F2F2F2" w:val="clear"/>
-      </w:pPr>
-      <w:r>
-        <w:rPr>
-          <w:rFonts w:ascii="Courier New" w:hAnsi="Courier New"/>
-          <w:sz w:val="17"/>
-        </w:rPr>
-        <w:t xml:space="preserve"> </w:t>
-      </w:r>
-    </w:p>
-    <w:p>
-      <w:pPr>
-        <w:spacing w:before="0" w:after="0"/>
-        <w:ind w:left="360"/>
-        <w:shd w:fill="F2F2F2" w:val="clear"/>
-      </w:pPr>
-      <w:r>
-        <w:rPr>
-          <w:rFonts w:ascii="Courier New" w:hAnsi="Courier New"/>
-          <w:sz w:val="17"/>
-        </w:rPr>
-        <w:t>print("=== Sentence-BERT + LR – validacijski skup ===")</w:t>
-      </w:r>
-    </w:p>
-    <w:p>
-      <w:pPr>
-        <w:spacing w:before="0" w:after="0"/>
-        <w:ind w:left="360"/>
-        <w:shd w:fill="F2F2F2" w:val="clear"/>
-      </w:pPr>
-      <w:r>
-        <w:rPr>
-          <w:rFonts w:ascii="Courier New" w:hAnsi="Courier New"/>
-          <w:sz w:val="17"/>
-        </w:rPr>
-        <w:t>print(classification_report(y_val, y_val_pred_sbert, target_names=['legit', 'scam']))</w:t>
-      </w:r>
-    </w:p>
-    <w:p>
-      <w:pPr>
-        <w:spacing w:before="0" w:after="0"/>
-        <w:ind w:left="360"/>
-        <w:shd w:fill="F2F2F2" w:val="clear"/>
-      </w:pPr>
-      <w:r>
-        <w:rPr>
-          <w:rFonts w:ascii="Courier New" w:hAnsi="Courier New"/>
-          <w:sz w:val="17"/>
-        </w:rPr>
-        <w:t xml:space="preserve"> </w:t>
-      </w:r>
-    </w:p>
-    <w:p>
-      <w:pPr>
-        <w:spacing w:before="0" w:after="0"/>
-        <w:ind w:left="360"/>
-        <w:shd w:fill="F2F2F2" w:val="clear"/>
-      </w:pPr>
-      <w:r>
-        <w:rPr>
-          <w:rFonts w:ascii="Courier New" w:hAnsi="Courier New"/>
-          <w:sz w:val="17"/>
-        </w:rPr>
-        <w:t>fig, ax = plt.subplots(figsize=(5, 4))</w:t>
-      </w:r>
-    </w:p>
-    <w:p>
-      <w:pPr>
-        <w:spacing w:before="0" w:after="0"/>
-        <w:ind w:left="360"/>
-        <w:shd w:fill="F2F2F2" w:val="clear"/>
-      </w:pPr>
-      <w:r>
-        <w:rPr>
-          <w:rFonts w:ascii="Courier New" w:hAnsi="Courier New"/>
-          <w:sz w:val="17"/>
-        </w:rPr>
-        <w:t>ConfusionMatrixDisplay.from_predictions(</w:t>
-      </w:r>
-    </w:p>
-    <w:p>
-      <w:pPr>
-        <w:spacing w:before="0" w:after="0"/>
-        <w:ind w:left="360"/>
-        <w:shd w:fill="F2F2F2" w:val="clear"/>
-      </w:pPr>
-      <w:r>
-        <w:rPr>
-          <w:rFonts w:ascii="Courier New" w:hAnsi="Courier New"/>
-          <w:sz w:val="17"/>
-        </w:rPr>
-        <w:t xml:space="preserve">    y_val, y_val_pred_sbert,</w:t>
-      </w:r>
-    </w:p>
-    <w:p>
-      <w:pPr>
-        <w:spacing w:before="0" w:after="0"/>
-        <w:ind w:left="360"/>
-        <w:shd w:fill="F2F2F2" w:val="clear"/>
-      </w:pPr>
-      <w:r>
-        <w:rPr>
-          <w:rFonts w:ascii="Courier New" w:hAnsi="Courier New"/>
-          <w:sz w:val="17"/>
-        </w:rPr>
-        <w:t xml:space="preserve">    display_labels=['legit', 'scam'], ax=ax, colorbar=False</w:t>
-      </w:r>
-    </w:p>
-    <w:p>
-      <w:pPr>
-        <w:spacing w:before="0" w:after="0"/>
-        <w:ind w:left="360"/>
-        <w:shd w:fill="F2F2F2" w:val="clear"/>
-      </w:pPr>
-      <w:r>
-        <w:rPr>
-          <w:rFonts w:ascii="Courier New" w:hAnsi="Courier New"/>
-          <w:sz w:val="17"/>
-        </w:rPr>
-        <w:t>)</w:t>
-      </w:r>
-    </w:p>
-    <w:p>
-      <w:pPr>
-        <w:spacing w:before="0" w:after="0"/>
-        <w:ind w:left="360"/>
-        <w:shd w:fill="F2F2F2" w:val="clear"/>
-      </w:pPr>
-      <w:r>
-        <w:rPr>
-          <w:rFonts w:ascii="Courier New" w:hAnsi="Courier New"/>
-          <w:sz w:val="17"/>
-        </w:rPr>
-        <w:t>ax.set_title('Matrica konfuzije – Sentence-BERT (validacija)')</w:t>
-      </w:r>
-    </w:p>
-    <w:p>
-      <w:pPr>
-        <w:spacing w:before="0" w:after="0"/>
-        <w:ind w:left="360"/>
-        <w:shd w:fill="F2F2F2" w:val="clear"/>
-      </w:pPr>
-      <w:r>
-        <w:rPr>
-          <w:rFonts w:ascii="Courier New" w:hAnsi="Courier New"/>
-          <w:sz w:val="17"/>
-        </w:rPr>
-        <w:t>plt.tight_layout()</w:t>
-      </w:r>
-    </w:p>
-    <w:p>
-      <w:pPr>
-        <w:spacing w:before="0" w:after="0"/>
-        <w:ind w:left="360"/>
-        <w:shd w:fill="F2F2F2" w:val="clear"/>
-      </w:pPr>
-      <w:r>
-        <w:rPr>
-          <w:rFonts w:ascii="Courier New" w:hAnsi="Courier New"/>
-          <w:sz w:val="17"/>
-        </w:rPr>
-        <w:t>plt.show()</w:t>
-      </w:r>
-    </w:p>
-    <w:p>
-      <w:pPr>
-        <w:spacing w:before="0" w:after="120"/>
-        <w:shd w:fill="F2F2F2" w:val="clear"/>
-      </w:pPr>
-    </w:p>
-    <w:p>
-      <w:pPr>
-        <w:spacing w:before="0" w:after="0"/>
-        <w:shd w:fill="3C3C3C" w:val="clear"/>
-      </w:pPr>
-      <w:r>
-        <w:rPr>
-          <w:rFonts w:ascii="Calibri" w:hAnsi="Calibri"/>
-          <w:b/>
-          <w:color w:val="FFFFFF"/>
-          <w:sz w:val="16"/>
-        </w:rPr>
-        <w:t xml:space="preserve">  Output</w:t>
-      </w:r>
-    </w:p>
-    <w:p>
-      <w:pPr>
-        <w:spacing w:before="0" w:after="0"/>
-        <w:ind w:left="360"/>
-        <w:shd w:fill="1E1E1E" w:val="clear"/>
-      </w:pPr>
-      <w:r>
-        <w:rPr>
-          <w:rFonts w:ascii="Courier New" w:hAnsi="Courier New"/>
-          <w:color w:val="D4D4D4"/>
-          <w:sz w:val="17"/>
-        </w:rPr>
-        <w:t>=== Sentence-BERT + LR – validacijski skup ===</w:t>
-      </w:r>
-    </w:p>
-    <w:p>
-      <w:pPr>
-        <w:spacing w:before="0" w:after="0"/>
-        <w:ind w:left="360"/>
-        <w:shd w:fill="1E1E1E" w:val="clear"/>
-      </w:pPr>
-      <w:r>
-        <w:rPr>
-          <w:rFonts w:ascii="Courier New" w:hAnsi="Courier New"/>
-          <w:color w:val="D4D4D4"/>
-          <w:sz w:val="17"/>
-        </w:rPr>
-        <w:t xml:space="preserve">              precision    recall  f1-score   support</w:t>
-      </w:r>
-    </w:p>
-    <w:p>
-      <w:pPr>
-        <w:spacing w:before="0" w:after="0"/>
-        <w:ind w:left="360"/>
-        <w:shd w:fill="1E1E1E" w:val="clear"/>
-      </w:pPr>
-      <w:r>
-        <w:rPr>
-          <w:rFonts w:ascii="Courier New" w:hAnsi="Courier New"/>
-          <w:color w:val="D4D4D4"/>
-          <w:sz w:val="17"/>
-        </w:rPr>
-        <w:t xml:space="preserve"> </w:t>
-      </w:r>
-    </w:p>
-    <w:p>
-      <w:pPr>
-        <w:spacing w:before="0" w:after="0"/>
-        <w:ind w:left="360"/>
-        <w:shd w:fill="1E1E1E" w:val="clear"/>
-      </w:pPr>
-      <w:r>
-        <w:rPr>
-          <w:rFonts w:ascii="Courier New" w:hAnsi="Courier New"/>
-          <w:color w:val="D4D4D4"/>
-          <w:sz w:val="17"/>
-        </w:rPr>
-        <w:t xml:space="preserve">       legit       0.99      0.99      0.99       835</w:t>
-      </w:r>
-    </w:p>
-    <w:p>
-      <w:pPr>
-        <w:spacing w:before="0" w:after="0"/>
-        <w:ind w:left="360"/>
-        <w:shd w:fill="1E1E1E" w:val="clear"/>
-      </w:pPr>
-      <w:r>
-        <w:rPr>
-          <w:rFonts w:ascii="Courier New" w:hAnsi="Courier New"/>
-          <w:color w:val="D4D4D4"/>
-          <w:sz w:val="17"/>
-        </w:rPr>
-        <w:t xml:space="preserve">        scam       0.94      0.97      0.96       186</w:t>
-      </w:r>
-    </w:p>
-    <w:p>
-      <w:pPr>
-        <w:spacing w:before="0" w:after="0"/>
-        <w:ind w:left="360"/>
-        <w:shd w:fill="1E1E1E" w:val="clear"/>
-      </w:pPr>
-      <w:r>
-        <w:rPr>
-          <w:rFonts w:ascii="Courier New" w:hAnsi="Courier New"/>
-          <w:color w:val="D4D4D4"/>
-          <w:sz w:val="17"/>
-        </w:rPr>
-        <w:t xml:space="preserve"> </w:t>
-      </w:r>
-    </w:p>
-    <w:p>
-      <w:pPr>
-        <w:spacing w:before="0" w:after="0"/>
-        <w:ind w:left="360"/>
-        <w:shd w:fill="1E1E1E" w:val="clear"/>
-      </w:pPr>
-      <w:r>
-        <w:rPr>
-          <w:rFonts w:ascii="Courier New" w:hAnsi="Courier New"/>
-          <w:color w:val="D4D4D4"/>
-          <w:sz w:val="17"/>
-        </w:rPr>
-        <w:t xml:space="preserve">    accuracy                           0.98      1021</w:t>
-      </w:r>
-    </w:p>
-    <w:p>
-      <w:pPr>
-        <w:spacing w:before="0" w:after="0"/>
-        <w:ind w:left="360"/>
-        <w:shd w:fill="1E1E1E" w:val="clear"/>
-      </w:pPr>
-      <w:r>
-        <w:rPr>
-          <w:rFonts w:ascii="Courier New" w:hAnsi="Courier New"/>
-          <w:color w:val="D4D4D4"/>
-          <w:sz w:val="17"/>
-        </w:rPr>
-        <w:t xml:space="preserve">   macro avg       0.97      0.98      0.97      1021</w:t>
-      </w:r>
-    </w:p>
-    <w:p>
-      <w:pPr>
-        <w:spacing w:before="0" w:after="0"/>
-        <w:ind w:left="360"/>
-        <w:shd w:fill="1E1E1E" w:val="clear"/>
-      </w:pPr>
-      <w:r>
-        <w:rPr>
-          <w:rFonts w:ascii="Courier New" w:hAnsi="Courier New"/>
-          <w:color w:val="D4D4D4"/>
-          <w:sz w:val="17"/>
-        </w:rPr>
-        <w:t>weighted avg       0.98      0.98      0.98      1021</w:t>
-      </w:r>
-    </w:p>
-    <w:p>
-      <w:pPr>
-        <w:spacing w:before="0" w:after="160"/>
-        <w:shd w:fill="1E1E1E" w:val="clear"/>
+        <w:spacing w:before="0" w:after="40"/>
       </w:pPr>
     </w:p>
     <w:p>
@@ -2039,7 +259,7 @@
       <w:r>
         <w:drawing>
           <wp:inline xmlns:a="http://schemas.openxmlformats.org/drawingml/2006/main" xmlns:pic="http://schemas.openxmlformats.org/drawingml/2006/picture">
-            <wp:extent cx="3474720" cy="3246454"/>
+            <wp:extent cx="3291840" cy="3075588"/>
             <wp:docPr id="2" name="Picture 2"/>
             <wp:cNvGraphicFramePr>
               <a:graphicFrameLocks noChangeAspect="1"/>
@@ -2060,7 +280,7 @@
                   <pic:spPr>
                     <a:xfrm>
                       <a:off x="0" y="0"/>
-                      <a:ext cx="3474720" cy="3246454"/>
+                      <a:ext cx="3291840" cy="3075588"/>
                     </a:xfrm>
                     <a:prstGeom prst="rect"/>
                   </pic:spPr>
@@ -2081,21 +301,13 @@
           <w:color w:val="555555"/>
           <w:sz w:val="18"/>
         </w:rPr>
-        <w:t>Matrica konfuzije — Sentence-BERT, validacijski skup</w:t>
+        <w:t>Slika 2: Matrica konfuzije — Sentence-BERT, validacijski skup</w:t>
       </w:r>
     </w:p>
     <w:p>
       <w:pPr>
-        <w:spacing w:before="0" w:after="0"/>
+        <w:spacing w:before="0" w:after="40"/>
       </w:pPr>
-    </w:p>
-    <w:p>
-      <w:pPr>
-        <w:jc w:val="both"/>
-      </w:pPr>
-      <w:r>
-        <w:t>Sentence-BERT na validaciji postiže recall 0.97 (viši nego TF-IDF), ali precision 0.94. Ukupna accuracy je ista (0.98).</w:t>
-      </w:r>
     </w:p>
     <w:p>
       <w:pPr>
@@ -2105,507 +317,21 @@
         <w:rPr>
           <w:color w:val="1F3A5F"/>
         </w:rPr>
-        <w:t>Evaluacija na testnom skupu</w:t>
+        <w:t>Testni skup</w:t>
       </w:r>
-    </w:p>
-    <w:p>
-      <w:pPr>
-        <w:spacing w:before="0" w:after="0"/>
-      </w:pPr>
-    </w:p>
-    <w:p>
-      <w:pPr>
-        <w:spacing w:before="120" w:after="0"/>
-        <w:shd w:fill="2B579A" w:val="clear"/>
-      </w:pPr>
-      <w:r>
-        <w:rPr>
-          <w:rFonts w:ascii="Calibri" w:hAnsi="Calibri"/>
-          <w:b/>
-          <w:color w:val="FFFFFF"/>
-          <w:sz w:val="16"/>
-        </w:rPr>
-        <w:t xml:space="preserve">  Kôd</w:t>
-      </w:r>
-    </w:p>
-    <w:p>
-      <w:pPr>
-        <w:spacing w:before="0" w:after="0"/>
-        <w:ind w:left="360"/>
-        <w:shd w:fill="F2F2F2" w:val="clear"/>
-      </w:pPr>
-      <w:r>
-        <w:rPr>
-          <w:rFonts w:ascii="Courier New" w:hAnsi="Courier New"/>
-          <w:sz w:val="17"/>
-        </w:rPr>
-        <w:t>y_test_pred_tfidf = clf_tfidf.predict(X_test_tfidf)</w:t>
-      </w:r>
-    </w:p>
-    <w:p>
-      <w:pPr>
-        <w:spacing w:before="0" w:after="0"/>
-        <w:ind w:left="360"/>
-        <w:shd w:fill="F2F2F2" w:val="clear"/>
-      </w:pPr>
-      <w:r>
-        <w:rPr>
-          <w:rFonts w:ascii="Courier New" w:hAnsi="Courier New"/>
-          <w:sz w:val="17"/>
-        </w:rPr>
-        <w:t>y_test_prob_tfidf = clf_tfidf.predict_proba(X_test_tfidf)[:, 1]</w:t>
-      </w:r>
-    </w:p>
-    <w:p>
-      <w:pPr>
-        <w:spacing w:before="0" w:after="0"/>
-        <w:ind w:left="360"/>
-        <w:shd w:fill="F2F2F2" w:val="clear"/>
-      </w:pPr>
-      <w:r>
-        <w:rPr>
-          <w:rFonts w:ascii="Courier New" w:hAnsi="Courier New"/>
-          <w:sz w:val="17"/>
-        </w:rPr>
-        <w:t xml:space="preserve"> </w:t>
-      </w:r>
-    </w:p>
-    <w:p>
-      <w:pPr>
-        <w:spacing w:before="0" w:after="0"/>
-        <w:ind w:left="360"/>
-        <w:shd w:fill="F2F2F2" w:val="clear"/>
-      </w:pPr>
-      <w:r>
-        <w:rPr>
-          <w:rFonts w:ascii="Courier New" w:hAnsi="Courier New"/>
-          <w:sz w:val="17"/>
-        </w:rPr>
-        <w:t>y_test_pred_sbert = clf_sbert.predict(E_test)</w:t>
-      </w:r>
-    </w:p>
-    <w:p>
-      <w:pPr>
-        <w:spacing w:before="0" w:after="0"/>
-        <w:ind w:left="360"/>
-        <w:shd w:fill="F2F2F2" w:val="clear"/>
-      </w:pPr>
-      <w:r>
-        <w:rPr>
-          <w:rFonts w:ascii="Courier New" w:hAnsi="Courier New"/>
-          <w:sz w:val="17"/>
-        </w:rPr>
-        <w:t>y_test_prob_sbert = clf_sbert.predict_proba(E_test)[:, 1]</w:t>
-      </w:r>
-    </w:p>
-    <w:p>
-      <w:pPr>
-        <w:spacing w:before="0" w:after="0"/>
-        <w:ind w:left="360"/>
-        <w:shd w:fill="F2F2F2" w:val="clear"/>
-      </w:pPr>
-      <w:r>
-        <w:rPr>
-          <w:rFonts w:ascii="Courier New" w:hAnsi="Courier New"/>
-          <w:sz w:val="17"/>
-        </w:rPr>
-        <w:t xml:space="preserve"> </w:t>
-      </w:r>
-    </w:p>
-    <w:p>
-      <w:pPr>
-        <w:spacing w:before="0" w:after="0"/>
-        <w:ind w:left="360"/>
-        <w:shd w:fill="F2F2F2" w:val="clear"/>
-      </w:pPr>
-      <w:r>
-        <w:rPr>
-          <w:rFonts w:ascii="Courier New" w:hAnsi="Courier New"/>
-          <w:sz w:val="17"/>
-        </w:rPr>
-        <w:t>print("=== TF-IDF + LR – testni skup ===")</w:t>
-      </w:r>
-    </w:p>
-    <w:p>
-      <w:pPr>
-        <w:spacing w:before="0" w:after="0"/>
-        <w:ind w:left="360"/>
-        <w:shd w:fill="F2F2F2" w:val="clear"/>
-      </w:pPr>
-      <w:r>
-        <w:rPr>
-          <w:rFonts w:ascii="Courier New" w:hAnsi="Courier New"/>
-          <w:sz w:val="17"/>
-        </w:rPr>
-        <w:t>print(classification_report(y_test, y_test_pred_tfidf, target_names=['legit', 'scam']))</w:t>
-      </w:r>
-    </w:p>
-    <w:p>
-      <w:pPr>
-        <w:spacing w:before="0" w:after="0"/>
-        <w:ind w:left="360"/>
-        <w:shd w:fill="F2F2F2" w:val="clear"/>
-      </w:pPr>
-      <w:r>
-        <w:rPr>
-          <w:rFonts w:ascii="Courier New" w:hAnsi="Courier New"/>
-          <w:sz w:val="17"/>
-        </w:rPr>
-        <w:t xml:space="preserve"> </w:t>
-      </w:r>
-    </w:p>
-    <w:p>
-      <w:pPr>
-        <w:spacing w:before="0" w:after="0"/>
-        <w:ind w:left="360"/>
-        <w:shd w:fill="F2F2F2" w:val="clear"/>
-      </w:pPr>
-      <w:r>
-        <w:rPr>
-          <w:rFonts w:ascii="Courier New" w:hAnsi="Courier New"/>
-          <w:sz w:val="17"/>
-        </w:rPr>
-        <w:t>print("=== Sentence-BERT + LR – testni skup ===")</w:t>
-      </w:r>
-    </w:p>
-    <w:p>
-      <w:pPr>
-        <w:spacing w:before="0" w:after="0"/>
-        <w:ind w:left="360"/>
-        <w:shd w:fill="F2F2F2" w:val="clear"/>
-      </w:pPr>
-      <w:r>
-        <w:rPr>
-          <w:rFonts w:ascii="Courier New" w:hAnsi="Courier New"/>
-          <w:sz w:val="17"/>
-        </w:rPr>
-        <w:t>print(classification_report(y_test, y_test_pred_sbert, target_names=['legit', 'scam']))</w:t>
-      </w:r>
-    </w:p>
-    <w:p>
-      <w:pPr>
-        <w:spacing w:before="0" w:after="120"/>
-        <w:shd w:fill="F2F2F2" w:val="clear"/>
-      </w:pPr>
-    </w:p>
-    <w:p>
-      <w:pPr>
-        <w:spacing w:before="0" w:after="0"/>
-        <w:shd w:fill="3C3C3C" w:val="clear"/>
-      </w:pPr>
-      <w:r>
-        <w:rPr>
-          <w:rFonts w:ascii="Calibri" w:hAnsi="Calibri"/>
-          <w:b/>
-          <w:color w:val="FFFFFF"/>
-          <w:sz w:val="16"/>
-        </w:rPr>
-        <w:t xml:space="preserve">  Output</w:t>
-      </w:r>
-    </w:p>
-    <w:p>
-      <w:pPr>
-        <w:spacing w:before="0" w:after="0"/>
-        <w:ind w:left="360"/>
-        <w:shd w:fill="1E1E1E" w:val="clear"/>
-      </w:pPr>
-      <w:r>
-        <w:rPr>
-          <w:rFonts w:ascii="Courier New" w:hAnsi="Courier New"/>
-          <w:color w:val="D4D4D4"/>
-          <w:sz w:val="17"/>
-        </w:rPr>
-        <w:t>=== TF-IDF + LR – testni skup ===</w:t>
-      </w:r>
-    </w:p>
-    <w:p>
-      <w:pPr>
-        <w:spacing w:before="0" w:after="0"/>
-        <w:ind w:left="360"/>
-        <w:shd w:fill="1E1E1E" w:val="clear"/>
-      </w:pPr>
-      <w:r>
-        <w:rPr>
-          <w:rFonts w:ascii="Courier New" w:hAnsi="Courier New"/>
-          <w:color w:val="D4D4D4"/>
-          <w:sz w:val="17"/>
-        </w:rPr>
-        <w:t xml:space="preserve">              precision    recall  f1-score   support</w:t>
-      </w:r>
-    </w:p>
-    <w:p>
-      <w:pPr>
-        <w:spacing w:before="0" w:after="0"/>
-        <w:ind w:left="360"/>
-        <w:shd w:fill="1E1E1E" w:val="clear"/>
-      </w:pPr>
-      <w:r>
-        <w:rPr>
-          <w:rFonts w:ascii="Courier New" w:hAnsi="Courier New"/>
-          <w:color w:val="D4D4D4"/>
-          <w:sz w:val="17"/>
-        </w:rPr>
-        <w:t xml:space="preserve"> </w:t>
-      </w:r>
-    </w:p>
-    <w:p>
-      <w:pPr>
-        <w:spacing w:before="0" w:after="0"/>
-        <w:ind w:left="360"/>
-        <w:shd w:fill="1E1E1E" w:val="clear"/>
-      </w:pPr>
-      <w:r>
-        <w:rPr>
-          <w:rFonts w:ascii="Courier New" w:hAnsi="Courier New"/>
-          <w:color w:val="D4D4D4"/>
-          <w:sz w:val="17"/>
-        </w:rPr>
-        <w:t xml:space="preserve">       legit       0.99      0.99      0.99       835</w:t>
-      </w:r>
-    </w:p>
-    <w:p>
-      <w:pPr>
-        <w:spacing w:before="0" w:after="0"/>
-        <w:ind w:left="360"/>
-        <w:shd w:fill="1E1E1E" w:val="clear"/>
-      </w:pPr>
-      <w:r>
-        <w:rPr>
-          <w:rFonts w:ascii="Courier New" w:hAnsi="Courier New"/>
-          <w:color w:val="D4D4D4"/>
-          <w:sz w:val="17"/>
-        </w:rPr>
-        <w:t xml:space="preserve">        scam       0.97      0.96      0.96       186</w:t>
-      </w:r>
-    </w:p>
-    <w:p>
-      <w:pPr>
-        <w:spacing w:before="0" w:after="0"/>
-        <w:ind w:left="360"/>
-        <w:shd w:fill="1E1E1E" w:val="clear"/>
-      </w:pPr>
-      <w:r>
-        <w:rPr>
-          <w:rFonts w:ascii="Courier New" w:hAnsi="Courier New"/>
-          <w:color w:val="D4D4D4"/>
-          <w:sz w:val="17"/>
-        </w:rPr>
-        <w:t xml:space="preserve"> </w:t>
-      </w:r>
-    </w:p>
-    <w:p>
-      <w:pPr>
-        <w:spacing w:before="0" w:after="0"/>
-        <w:ind w:left="360"/>
-        <w:shd w:fill="1E1E1E" w:val="clear"/>
-      </w:pPr>
-      <w:r>
-        <w:rPr>
-          <w:rFonts w:ascii="Courier New" w:hAnsi="Courier New"/>
-          <w:color w:val="D4D4D4"/>
-          <w:sz w:val="17"/>
-        </w:rPr>
-        <w:t xml:space="preserve">    accuracy                           0.99      1021</w:t>
-      </w:r>
-    </w:p>
-    <w:p>
-      <w:pPr>
-        <w:spacing w:before="0" w:after="0"/>
-        <w:ind w:left="360"/>
-        <w:shd w:fill="1E1E1E" w:val="clear"/>
-      </w:pPr>
-      <w:r>
-        <w:rPr>
-          <w:rFonts w:ascii="Courier New" w:hAnsi="Courier New"/>
-          <w:color w:val="D4D4D4"/>
-          <w:sz w:val="17"/>
-        </w:rPr>
-        <w:t xml:space="preserve">   macro avg       0.98      0.98      0.98      1021</w:t>
-      </w:r>
-    </w:p>
-    <w:p>
-      <w:pPr>
-        <w:spacing w:before="0" w:after="0"/>
-        <w:ind w:left="360"/>
-        <w:shd w:fill="1E1E1E" w:val="clear"/>
-      </w:pPr>
-      <w:r>
-        <w:rPr>
-          <w:rFonts w:ascii="Courier New" w:hAnsi="Courier New"/>
-          <w:color w:val="D4D4D4"/>
-          <w:sz w:val="17"/>
-        </w:rPr>
-        <w:t>weighted avg       0.99      0.99      0.99      1021</w:t>
-      </w:r>
-    </w:p>
-    <w:p>
-      <w:pPr>
-        <w:spacing w:before="0" w:after="0"/>
-        <w:ind w:left="360"/>
-        <w:shd w:fill="1E1E1E" w:val="clear"/>
-      </w:pPr>
-      <w:r>
-        <w:rPr>
-          <w:rFonts w:ascii="Courier New" w:hAnsi="Courier New"/>
-          <w:color w:val="D4D4D4"/>
-          <w:sz w:val="17"/>
-        </w:rPr>
-        <w:t xml:space="preserve"> </w:t>
-      </w:r>
-    </w:p>
-    <w:p>
-      <w:pPr>
-        <w:spacing w:before="0" w:after="0"/>
-        <w:ind w:left="360"/>
-        <w:shd w:fill="1E1E1E" w:val="clear"/>
-      </w:pPr>
-      <w:r>
-        <w:rPr>
-          <w:rFonts w:ascii="Courier New" w:hAnsi="Courier New"/>
-          <w:color w:val="D4D4D4"/>
-          <w:sz w:val="17"/>
-        </w:rPr>
-        <w:t>=== Sentence-BERT + LR – testni skup ===</w:t>
-      </w:r>
-    </w:p>
-    <w:p>
-      <w:pPr>
-        <w:spacing w:before="0" w:after="0"/>
-        <w:ind w:left="360"/>
-        <w:shd w:fill="1E1E1E" w:val="clear"/>
-      </w:pPr>
-      <w:r>
-        <w:rPr>
-          <w:rFonts w:ascii="Courier New" w:hAnsi="Courier New"/>
-          <w:color w:val="D4D4D4"/>
-          <w:sz w:val="17"/>
-        </w:rPr>
-        <w:t xml:space="preserve">              precision    recall  f1-score   support</w:t>
-      </w:r>
-    </w:p>
-    <w:p>
-      <w:pPr>
-        <w:spacing w:before="0" w:after="0"/>
-        <w:ind w:left="360"/>
-        <w:shd w:fill="1E1E1E" w:val="clear"/>
-      </w:pPr>
-      <w:r>
-        <w:rPr>
-          <w:rFonts w:ascii="Courier New" w:hAnsi="Courier New"/>
-          <w:color w:val="D4D4D4"/>
-          <w:sz w:val="17"/>
-        </w:rPr>
-        <w:t xml:space="preserve"> </w:t>
-      </w:r>
-    </w:p>
-    <w:p>
-      <w:pPr>
-        <w:spacing w:before="0" w:after="0"/>
-        <w:ind w:left="360"/>
-        <w:shd w:fill="1E1E1E" w:val="clear"/>
-      </w:pPr>
-      <w:r>
-        <w:rPr>
-          <w:rFonts w:ascii="Courier New" w:hAnsi="Courier New"/>
-          <w:color w:val="D4D4D4"/>
-          <w:sz w:val="17"/>
-        </w:rPr>
-        <w:t xml:space="preserve">       legit       0.99      0.98      0.98       835</w:t>
-      </w:r>
-    </w:p>
-    <w:p>
-      <w:pPr>
-        <w:spacing w:before="0" w:after="0"/>
-        <w:ind w:left="360"/>
-        <w:shd w:fill="1E1E1E" w:val="clear"/>
-      </w:pPr>
-      <w:r>
-        <w:rPr>
-          <w:rFonts w:ascii="Courier New" w:hAnsi="Courier New"/>
-          <w:color w:val="D4D4D4"/>
-          <w:sz w:val="17"/>
-        </w:rPr>
-        <w:t xml:space="preserve">        scam       0.92      0.95      0.93       186</w:t>
-      </w:r>
-    </w:p>
-    <w:p>
-      <w:pPr>
-        <w:spacing w:before="0" w:after="0"/>
-        <w:ind w:left="360"/>
-        <w:shd w:fill="1E1E1E" w:val="clear"/>
-      </w:pPr>
-      <w:r>
-        <w:rPr>
-          <w:rFonts w:ascii="Courier New" w:hAnsi="Courier New"/>
-          <w:color w:val="D4D4D4"/>
-          <w:sz w:val="17"/>
-        </w:rPr>
-        <w:t xml:space="preserve"> </w:t>
-      </w:r>
-    </w:p>
-    <w:p>
-      <w:pPr>
-        <w:spacing w:before="0" w:after="0"/>
-        <w:ind w:left="360"/>
-        <w:shd w:fill="1E1E1E" w:val="clear"/>
-      </w:pPr>
-      <w:r>
-        <w:rPr>
-          <w:rFonts w:ascii="Courier New" w:hAnsi="Courier New"/>
-          <w:color w:val="D4D4D4"/>
-          <w:sz w:val="17"/>
-        </w:rPr>
-        <w:t xml:space="preserve">    accuracy                           0.98      1021</w:t>
-      </w:r>
-    </w:p>
-    <w:p>
-      <w:pPr>
-        <w:spacing w:before="0" w:after="0"/>
-        <w:ind w:left="360"/>
-        <w:shd w:fill="1E1E1E" w:val="clear"/>
-      </w:pPr>
-      <w:r>
-        <w:rPr>
-          <w:rFonts w:ascii="Courier New" w:hAnsi="Courier New"/>
-          <w:color w:val="D4D4D4"/>
-          <w:sz w:val="17"/>
-        </w:rPr>
-        <w:t xml:space="preserve">   macro avg       0.95      0.97      0.96      1021</w:t>
-      </w:r>
-    </w:p>
-    <w:p>
-      <w:pPr>
-        <w:spacing w:before="0" w:after="0"/>
-        <w:ind w:left="360"/>
-        <w:shd w:fill="1E1E1E" w:val="clear"/>
-      </w:pPr>
-      <w:r>
-        <w:rPr>
-          <w:rFonts w:ascii="Courier New" w:hAnsi="Courier New"/>
-          <w:color w:val="D4D4D4"/>
-          <w:sz w:val="17"/>
-        </w:rPr>
-        <w:t>weighted avg       0.98      0.98      0.98      1021</w:t>
-      </w:r>
-    </w:p>
-    <w:p>
-      <w:pPr>
-        <w:spacing w:before="0" w:after="160"/>
-        <w:shd w:fill="1E1E1E" w:val="clear"/>
-      </w:pPr>
-    </w:p>
-    <w:p>
-      <w:pPr>
-        <w:spacing w:before="0" w:after="0"/>
-      </w:pPr>
     </w:p>
     <w:p>
       <w:pPr>
         <w:jc w:val="both"/>
       </w:pPr>
       <w:r>
-        <w:t>Na testnom skupu razlike postaju jasnije: TF-IDF ostvaruje F1 0.965, a Sentence-BERT 0.934 za scam klasu. Oba modela su konzistentna između validacijskog i testnog skupa — nema znakova prenapasivanja.</w:t>
+        <w:t>Na testnom skupu razlike između modela postaju jasnije. TF-IDF ostvaruje F1-score 0.965, a Sentence-BERT 0.934 za scam klasu. TF-IDF ima i viši recall na testnom skupu (0.962 vs 0.952), suprotno situaciji na validacijskom skupu gdje je Sentence-BERT imao prednost. Oba modela su konzistentna između validacijskog i testnog skupa — nema znakova prenapasivanja.</w:t>
       </w:r>
+    </w:p>
+    <w:p>
+      <w:pPr>
+        <w:spacing w:before="0" w:after="40"/>
+      </w:pPr>
     </w:p>
     <w:p>
       <w:pPr>
@@ -2656,12 +382,12 @@
           <w:color w:val="555555"/>
           <w:sz w:val="18"/>
         </w:rPr>
-        <w:t>Matrice konfuzije — oba modela, testni skup</w:t>
+        <w:t>Slika 3: Matrice konfuzije — oba modela, testni skup</w:t>
       </w:r>
     </w:p>
     <w:p>
       <w:pPr>
-        <w:spacing w:before="0" w:after="0"/>
+        <w:spacing w:before="0" w:after="40"/>
       </w:pPr>
     </w:p>
     <w:p>
@@ -2671,7 +397,7 @@
       <w:r>
         <w:drawing>
           <wp:inline xmlns:a="http://schemas.openxmlformats.org/drawingml/2006/main" xmlns:pic="http://schemas.openxmlformats.org/drawingml/2006/picture">
-            <wp:extent cx="4572000" cy="3235158"/>
+            <wp:extent cx="4389120" cy="3105752"/>
             <wp:docPr id="4" name="Picture 4"/>
             <wp:cNvGraphicFramePr>
               <a:graphicFrameLocks noChangeAspect="1"/>
@@ -2692,7 +418,7 @@
                   <pic:spPr>
                     <a:xfrm>
                       <a:off x="0" y="0"/>
-                      <a:ext cx="4572000" cy="3235158"/>
+                      <a:ext cx="4389120" cy="3105752"/>
                     </a:xfrm>
                     <a:prstGeom prst="rect"/>
                   </pic:spPr>
@@ -2713,12 +439,12 @@
           <w:color w:val="555555"/>
           <w:sz w:val="18"/>
         </w:rPr>
-        <w:t>ROC krive — testni skup</w:t>
+        <w:t>Slika 4: ROC krive — testni skup</w:t>
       </w:r>
     </w:p>
     <w:p>
       <w:pPr>
-        <w:spacing w:before="0" w:after="0"/>
+        <w:spacing w:before="0" w:after="40"/>
       </w:pPr>
     </w:p>
     <w:p>
@@ -2726,98 +452,12 @@
         <w:jc w:val="both"/>
       </w:pPr>
       <w:r>
-        <w:t>Zbirna tabela metrika za oba modela na testnom skupu:</w:t>
+        <w:t>Tabela 1 prikazuje sve metrike za oba modela na testnom skupu.</w:t>
       </w:r>
     </w:p>
     <w:p>
       <w:pPr>
-        <w:spacing w:before="0" w:after="0"/>
-      </w:pPr>
-    </w:p>
-    <w:p>
-      <w:pPr>
-        <w:spacing w:before="0" w:after="0"/>
-        <w:shd w:fill="3C3C3C" w:val="clear"/>
-      </w:pPr>
-      <w:r>
-        <w:rPr>
-          <w:rFonts w:ascii="Calibri" w:hAnsi="Calibri"/>
-          <w:b/>
-          <w:color w:val="FFFFFF"/>
-          <w:sz w:val="16"/>
-        </w:rPr>
-        <w:t xml:space="preserve">  Output</w:t>
-      </w:r>
-    </w:p>
-    <w:p>
-      <w:pPr>
-        <w:spacing w:before="0" w:after="0"/>
-        <w:ind w:left="360"/>
-        <w:shd w:fill="1E1E1E" w:val="clear"/>
-      </w:pPr>
-      <w:r>
-        <w:rPr>
-          <w:rFonts w:ascii="Courier New" w:hAnsi="Courier New"/>
-          <w:color w:val="D4D4D4"/>
-          <w:sz w:val="17"/>
-        </w:rPr>
-        <w:t xml:space="preserve">                    Accuracy  Precision (scam)  Recall (scam)  F1 (scam)  ROC-AUC</w:t>
-      </w:r>
-    </w:p>
-    <w:p>
-      <w:pPr>
-        <w:spacing w:before="0" w:after="0"/>
-        <w:ind w:left="360"/>
-        <w:shd w:fill="1E1E1E" w:val="clear"/>
-      </w:pPr>
-      <w:r>
-        <w:rPr>
-          <w:rFonts w:ascii="Courier New" w:hAnsi="Courier New"/>
-          <w:color w:val="D4D4D4"/>
-          <w:sz w:val="17"/>
-        </w:rPr>
-        <w:t>Model</w:t>
-      </w:r>
-    </w:p>
-    <w:p>
-      <w:pPr>
-        <w:spacing w:before="0" w:after="0"/>
-        <w:ind w:left="360"/>
-        <w:shd w:fill="1E1E1E" w:val="clear"/>
-      </w:pPr>
-      <w:r>
-        <w:rPr>
-          <w:rFonts w:ascii="Courier New" w:hAnsi="Courier New"/>
-          <w:color w:val="D4D4D4"/>
-          <w:sz w:val="17"/>
-        </w:rPr>
-        <w:t>TF-IDF + LR           0.9873            0.9676         0.9624      0.965   0.9956</w:t>
-      </w:r>
-    </w:p>
-    <w:p>
-      <w:pPr>
-        <w:spacing w:before="0" w:after="0"/>
-        <w:ind w:left="360"/>
-        <w:shd w:fill="1E1E1E" w:val="clear"/>
-      </w:pPr>
-      <w:r>
-        <w:rPr>
-          <w:rFonts w:ascii="Courier New" w:hAnsi="Courier New"/>
-          <w:color w:val="D4D4D4"/>
-          <w:sz w:val="17"/>
-        </w:rPr>
-        <w:t>Sentence-BERT + LR    0.9755            0.9171         0.9516      0.934   0.9945</w:t>
-      </w:r>
-    </w:p>
-    <w:p>
-      <w:pPr>
-        <w:spacing w:before="0" w:after="160"/>
-        <w:shd w:fill="1E1E1E" w:val="clear"/>
-      </w:pPr>
-    </w:p>
-    <w:p>
-      <w:pPr>
-        <w:spacing w:before="0" w:after="0"/>
+        <w:spacing w:before="0" w:after="40"/>
       </w:pPr>
     </w:p>
     <w:tbl>
@@ -3113,7 +753,7 @@
     </w:tbl>
     <w:p>
       <w:pPr>
-        <w:spacing w:before="0" w:after="0"/>
+        <w:spacing w:before="0" w:after="40"/>
       </w:pPr>
     </w:p>
     <w:p>
@@ -3132,7 +772,7 @@
         <w:jc w:val="both"/>
       </w:pPr>
       <w:r>
-        <w:t>TF-IDF nadmašuje Sentence-BERT na svim metrikama testnog skupa. Razlog leži u prirodi podataka — scam poruke imaju visoko predvidive, repetitivne leksičke obrasce. Fraze poput 'wire transfer', 'western union', 'God bless' i placeholder tokeni &lt;URL&gt;, &lt;PHONE&gt; pojavljuju se gotovo isključivo u scam tekstovima. TF-IDF direktno dodjeljuje visoku težinu ovim tokenima, što logistička regresija može odmah iskoristiti. Sentence-BERT je optimiziran za semantičku generalizaciju koja ovdje nije potrebna jer su obrasci konzistentni i predvidivi.</w:t>
+        <w:t>TF-IDF nadmašuje Sentence-BERT na svim metrikama testnog skupa. Razlog leži u prirodi podataka — scam poruke imaju visoko predvidive, repetitivne leksičke obrasce. Fraze poput 'wire transfer', 'western union', 'God bless' i placeholder tokeni &lt;URL&gt;, &lt;PHONE&gt; pojavljuju se gotovo isključivo u scam tekstovima. TF-IDF direktno dodjeljuje veliku težinu ovim tokenima, što logistička regresija može odmah iskoristiti. Sentence-BERT je optimiziran za semantičku generalizaciju — korisno kad isti smisao može biti izražen različitim riječima, ali ovdje taj kapacitet nije potreban jer su obrasci konzistentni i predvidivi.</w:t>
       </w:r>
     </w:p>
     <w:p>
@@ -3140,7 +780,7 @@
         <w:jc w:val="both"/>
       </w:pPr>
       <w:r>
-        <w:t>Oba modela su konzistentna između validacijskog i testnog skupa bez znakova prenapasivanja. Scam klasa je dobro pokrivena unatoč manjoj zastupljenosti (18%), zahvaljujući class_weight='balanced'.</w:t>
+        <w:t>Scam klasa je dobro pokrivena unatoč manjoj zastupljenosti (18%), zahvaljujući class_weight='balanced' koji interno skalira gubitak za scam uzorke tokom treniranja.</w:t>
       </w:r>
     </w:p>
     <w:p>
@@ -3186,7 +826,7 @@
         <w:rPr>
           <w:color w:val="1F3A5F"/>
         </w:rPr>
-        <w:t>Demo aplikacija (UI)</w:t>
+        <w:t>Demo aplikacija</w:t>
       </w:r>
     </w:p>
     <w:p>
@@ -3194,60 +834,15 @@
         <w:jc w:val="both"/>
       </w:pPr>
       <w:r>
-        <w:t>Za potrebe prezentacije implementirana je interaktivna Streamlit web aplikacija koja demonstrira rad oba klasifikatora u realnom vremenu. Aplikacija se pokreće komandom:</w:t>
+        <w:t>Za potrebe prezentacije implementirana je interaktivna Streamlit web aplikacija koja demonstrira rad oba klasifikatora u realnom vremenu. Implementacija se nalazi u modulu src/ui/scam_detection_app.py, a aplikacija se pokreće iz root direktorija projekta komandom streamlit run src/ui/scam_detection_app.py.</w:t>
       </w:r>
-    </w:p>
-    <w:p>
-      <w:pPr>
-        <w:spacing w:before="0" w:after="0"/>
-      </w:pPr>
-    </w:p>
-    <w:p>
-      <w:pPr>
-        <w:spacing w:before="120" w:after="0"/>
-        <w:shd w:fill="2B579A" w:val="clear"/>
-      </w:pPr>
-      <w:r>
-        <w:rPr>
-          <w:rFonts w:ascii="Calibri" w:hAnsi="Calibri"/>
-          <w:b/>
-          <w:color w:val="FFFFFF"/>
-          <w:sz w:val="16"/>
-        </w:rPr>
-        <w:t xml:space="preserve">  Kôd</w:t>
-      </w:r>
-    </w:p>
-    <w:p>
-      <w:pPr>
-        <w:spacing w:before="0" w:after="0"/>
-        <w:ind w:left="360"/>
-        <w:shd w:fill="F2F2F2" w:val="clear"/>
-      </w:pPr>
-      <w:r>
-        <w:rPr>
-          <w:rFonts w:ascii="Courier New" w:hAnsi="Courier New"/>
-          <w:sz w:val="17"/>
-        </w:rPr>
-        <w:t>streamlit run src/ui/scam_detection_app.py</w:t>
-      </w:r>
-    </w:p>
-    <w:p>
-      <w:pPr>
-        <w:spacing w:before="0" w:after="120"/>
-        <w:shd w:fill="F2F2F2" w:val="clear"/>
-      </w:pPr>
-    </w:p>
-    <w:p>
-      <w:pPr>
-        <w:spacing w:before="0" w:after="0"/>
-      </w:pPr>
     </w:p>
     <w:p>
       <w:pPr>
         <w:jc w:val="both"/>
       </w:pPr>
       <w:r>
-        <w:t>Aplikacija nudi sljedeće funkcionalnosti:</w:t>
+        <w:t>Aplikacija omogućava:</w:t>
       </w:r>
     </w:p>
     <w:p>
@@ -3255,7 +850,7 @@
         <w:pStyle w:val="ListBullet"/>
       </w:pPr>
       <w:r>
-        <w:t>Unos proizvoljnog teksta poruke ili bio profila za analizu</w:t>
+        <w:t>Unos proizvoljnog teksta poruke ili bio profila</w:t>
       </w:r>
     </w:p>
     <w:p>
@@ -3263,7 +858,7 @@
         <w:pStyle w:val="ListBullet"/>
       </w:pPr>
       <w:r>
-        <w:t>Odabir primjera — predefinisani primjeri scam i legitimnih poruka za brzu demonstraciju</w:t>
+        <w:t>Odabir predefinisanih primjera scam i legitimnih poruka za brzu demonstraciju</w:t>
       </w:r>
     </w:p>
     <w:p>
@@ -3279,7 +874,7 @@
         <w:pStyle w:val="ListBullet"/>
       </w:pPr>
       <w:r>
-        <w:t>Prikaz rezultata: klasifikacija (PREVARA / LEGITIMNO) s vjerovatnošću i vizuelnom trakom</w:t>
+        <w:t>Prikaz rezultata s vjerovatnošću prevare i vizuelnom indikacijom (PREVARA / LEGITIMNO)</w:t>
       </w:r>
     </w:p>
     <w:p>
@@ -3287,23 +882,7 @@
         <w:pStyle w:val="ListBullet"/>
       </w:pPr>
       <w:r>
-        <w:t>Za TF-IDF: prikaz tokena koji su najviše doprinijeli klasifikaciji kao scam</w:t>
-      </w:r>
-    </w:p>
-    <w:p>
-      <w:pPr>
-        <w:pStyle w:val="ListBullet"/>
-      </w:pPr>
-      <w:r>
-        <w:t>Informacije o modelu u bočnoj traci: metrike testnog skupa i opis dataseta</w:t>
-      </w:r>
-    </w:p>
-    <w:p>
-      <w:pPr>
-        <w:jc w:val="both"/>
-      </w:pPr>
-      <w:r>
-        <w:t>Aplikacija koristi @st.cache_resource za keširanje treniranih modela — TF-IDF model se trenira u roku od sekunde, dok SBERT enkodiranje trening skupa pri prvom pokretanju traje 3–5 minuta (sve ideje od slijedećeg pokretanja u istoj sesiji su trenutne).</w:t>
+        <w:t>Za TF-IDF: prikaz tokena koji su najviše doprinijeli klasifikaciji</w:t>
       </w:r>
     </w:p>
     <w:p>
@@ -3322,7 +901,7 @@
         <w:jc w:val="both"/>
       </w:pPr>
       <w:r>
-        <w:t>Implementirana su i evaluirana dva pristupa automatskoj detekciji prevara: TF-IDF bag-of-words reprezentacija i Sentence-BERT semantički embeddings, oba u kombinaciji s logističkom regresijom. TF-IDF model postiže F1-score 0.965 i AUC 0.9956 na testnom skupu, dok Sentence-BERT ostvaruje F1 0.934 i AUC 0.9945. Na ovom tipu podataka — gdje scam tekstovi nose karakteristične i ponavljajuće leksičke markere — klasični TF-IDF pristup pokazuje se jednako pouzdanim, uz znatno kraće vrijeme enkodiranja. Implementirana je i demo aplikacija za interaktivnu prezentaciju rezultata.</w:t>
+        <w:t>Implementirana su i evaluirana dva pristupa automatskoj detekciji prevara: TF-IDF bag-of-words reprezentacija i Sentence-BERT semantički embeddings, oba u kombinaciji s logističkom regresijom. TF-IDF model postiže F1-score 0.965 i AUC 0.9956 na testnom skupu, dok Sentence-BERT ostvaruje F1 0.934 i AUC 0.9945. Na ovom tipu podataka — gdje scam tekstovi nose karakteristične i ponavljajuće leksičke markere — klasični TF-IDF pristup pokazuje se jednako pouzdanim uz znatno kraće vrijeme enkodiranja. Implementirana je i demo aplikacija za interaktivnu prezentaciju rezultata.</w:t>
       </w:r>
     </w:p>
     <w:sectPr>
